--- a/ele224l_on_calisma/out/TR_Deney2_Ogretici_Rehber.docx
+++ b/ele224l_on_calisma/out/TR_Deney2_Ogretici_Rehber.docx
@@ -5731,6 +5731,1545 @@
           <w:b w:val="0"/>
           <w:i w:val="0"/>
         </w:rPr>
+        <w:t xml:space="preserve">Aynı benzetim LTspice ile de koşturuldu; imleçli dalga biçimi penceresi </w:t>
+      </w:r>
+      <w:r>
+        <w:rPr>
+          <w:rFonts w:ascii="Times New Roman" w:hAnsi="Times New Roman" w:cs="Times New Roman" w:eastAsia="Times New Roman"/>
+          <w:b w:val="0"/>
+          <w:i w:val="0"/>
+        </w:rPr>
+        <w:t>Şekil 3.3.4</w:t>
+      </w:r>
+      <w:r>
+        <w:rPr>
+          <w:rFonts w:ascii="Times New Roman" w:hAnsi="Times New Roman" w:cs="Times New Roman" w:eastAsia="Times New Roman"/>
+          <w:b w:val="0"/>
+          <w:i w:val="0"/>
+        </w:rPr>
+        <w:t xml:space="preserve">'de, imleç değerleri ile aynı x'te ngspice değerlerinin karşılaştırması </w:t>
+      </w:r>
+      <w:r>
+        <w:rPr>
+          <w:rFonts w:ascii="Times New Roman" w:hAnsi="Times New Roman" w:cs="Times New Roman" w:eastAsia="Times New Roman"/>
+          <w:b w:val="0"/>
+          <w:i w:val="0"/>
+        </w:rPr>
+        <w:t>Tablo 3.3.1</w:t>
+      </w:r>
+      <w:r>
+        <w:rPr>
+          <w:rFonts w:ascii="Times New Roman" w:hAnsi="Times New Roman" w:cs="Times New Roman" w:eastAsia="Times New Roman"/>
+          <w:b w:val="0"/>
+          <w:i w:val="0"/>
+        </w:rPr>
+        <w:t>'de verilmiştir. Sayıların birbirini tutması sonucun simülatöre bağlı olmadığını gösterir.</w:t>
+      </w:r>
+    </w:p>
+    <w:p>
+      <w:pPr>
+        <w:keepNext/>
+        <w:spacing w:line="240" w:lineRule="auto"/>
+        <w:jc w:val="center"/>
+      </w:pPr>
+      <w:r>
+        <w:drawing>
+          <wp:inline xmlns:a="http://schemas.openxmlformats.org/drawingml/2006/main" xmlns:pic="http://schemas.openxmlformats.org/drawingml/2006/picture">
+            <wp:extent cx="5580000" cy="3487500"/>
+            <wp:docPr id="7" name="Picture 7"/>
+            <wp:cNvGraphicFramePr>
+              <a:graphicFrameLocks noChangeAspect="1"/>
+            </wp:cNvGraphicFramePr>
+            <a:graphic>
+              <a:graphicData uri="http://schemas.openxmlformats.org/drawingml/2006/picture">
+                <pic:pic>
+                  <pic:nvPicPr>
+                    <pic:cNvPr id="0" name="lt_e2_inv_tran.png"/>
+                    <pic:cNvPicPr/>
+                  </pic:nvPicPr>
+                  <pic:blipFill>
+                    <a:blip r:embed="rId16"/>
+                    <a:stretch>
+                      <a:fillRect/>
+                    </a:stretch>
+                  </pic:blipFill>
+                  <pic:spPr>
+                    <a:xfrm>
+                      <a:off x="0" y="0"/>
+                      <a:ext cx="5580000" cy="3487500"/>
+                    </a:xfrm>
+                    <a:prstGeom prst="rect"/>
+                  </pic:spPr>
+                </pic:pic>
+              </a:graphicData>
+            </a:graphic>
+          </wp:inline>
+        </w:drawing>
+      </w:r>
+    </w:p>
+    <w:p>
+      <w:pPr>
+        <w:spacing w:line="240" w:lineRule="auto" w:after="240"/>
+        <w:jc w:val="center"/>
+      </w:pPr>
+      <w:r>
+        <w:rPr>
+          <w:rFonts w:ascii="Times New Roman" w:hAnsi="Times New Roman" w:cs="Times New Roman" w:eastAsia="Times New Roman"/>
+          <w:b w:val="0"/>
+          <w:i w:val="0"/>
+          <w:sz w:val="20"/>
+        </w:rPr>
+        <w:t>Şekil 3.3.4  LTspice transient response of the CMOS inverter (</w:t>
+      </w:r>
+      <m:oMath>
+        <m:sSub>
+          <m:e>
+            <m:r>
+              <m:t>V</m:t>
+            </m:r>
+          </m:e>
+          <m:sub>
+            <m:r>
+              <m:t>i</m:t>
+            </m:r>
+            <m:r>
+              <m:t>n</m:t>
+            </m:r>
+          </m:sub>
+        </m:sSub>
+      </m:oMath>
+      <w:r>
+        <w:rPr>
+          <w:rFonts w:ascii="Times New Roman" w:hAnsi="Times New Roman" w:cs="Times New Roman" w:eastAsia="Times New Roman"/>
+          <w:b w:val="0"/>
+          <w:i w:val="0"/>
+          <w:sz w:val="20"/>
+        </w:rPr>
+        <w:t xml:space="preserve">: green, </w:t>
+      </w:r>
+      <m:oMath>
+        <m:sSub>
+          <m:e>
+            <m:r>
+              <m:t>V</m:t>
+            </m:r>
+          </m:e>
+          <m:sub>
+            <m:r>
+              <m:t>o</m:t>
+            </m:r>
+            <m:r>
+              <m:t>u</m:t>
+            </m:r>
+            <m:r>
+              <m:t>t</m:t>
+            </m:r>
+          </m:sub>
+        </m:sSub>
+      </m:oMath>
+      <w:r>
+        <w:rPr>
+          <w:rFonts w:ascii="Times New Roman" w:hAnsi="Times New Roman" w:cs="Times New Roman" w:eastAsia="Times New Roman"/>
+          <w:b w:val="0"/>
+          <w:i w:val="0"/>
+          <w:sz w:val="20"/>
+        </w:rPr>
+        <w:t xml:space="preserve">: blue); the cursors read </w:t>
+      </w:r>
+      <m:oMath>
+        <m:sSub>
+          <m:e>
+            <m:r>
+              <m:t>V</m:t>
+            </m:r>
+          </m:e>
+          <m:sub>
+            <m:r>
+              <m:t>o</m:t>
+            </m:r>
+            <m:r>
+              <m:t>u</m:t>
+            </m:r>
+            <m:r>
+              <m:t>t</m:t>
+            </m:r>
+          </m:sub>
+        </m:sSub>
+      </m:oMath>
+      <w:r>
+        <w:rPr>
+          <w:rFonts w:ascii="Times New Roman" w:hAnsi="Times New Roman" w:cs="Times New Roman" w:eastAsia="Times New Roman"/>
+          <w:b w:val="0"/>
+          <w:i w:val="0"/>
+          <w:sz w:val="20"/>
+        </w:rPr>
+        <w:t xml:space="preserve"> (LTspice; cihaz seri no: TOBB-7K3Q-0421)</w:t>
+      </w:r>
+    </w:p>
+    <w:p>
+      <w:pPr>
+        <w:keepNext/>
+        <w:spacing w:line="240" w:lineRule="auto" w:after="80"/>
+        <w:jc w:val="center"/>
+      </w:pPr>
+      <w:r>
+        <w:rPr>
+          <w:rFonts w:ascii="Times New Roman" w:hAnsi="Times New Roman" w:cs="Times New Roman" w:eastAsia="Times New Roman"/>
+          <w:b w:val="0"/>
+          <w:i w:val="0"/>
+          <w:sz w:val="20"/>
+        </w:rPr>
+        <w:t xml:space="preserve">Tablo 3.3.1  </w:t>
+      </w:r>
+      <w:r>
+        <w:rPr>
+          <w:rFonts w:ascii="Times New Roman" w:hAnsi="Times New Roman" w:cs="Times New Roman" w:eastAsia="Times New Roman"/>
+          <w:b w:val="0"/>
+          <w:i w:val="0"/>
+          <w:sz w:val="20"/>
+        </w:rPr>
+        <w:t>Şekil 3.3.4</w:t>
+      </w:r>
+      <w:r>
+        <w:rPr>
+          <w:rFonts w:ascii="Times New Roman" w:hAnsi="Times New Roman" w:cs="Times New Roman" w:eastAsia="Times New Roman"/>
+          <w:b w:val="0"/>
+          <w:i w:val="0"/>
+          <w:sz w:val="20"/>
+        </w:rPr>
+        <w:t xml:space="preserve"> imleç değerleri ve aynı x'te ngspice değerleri</w:t>
+      </w:r>
+    </w:p>
+    <w:tbl>
+      <w:tblPr>
+        <w:tblW w:type="auto" w:w="0"/>
+        <w:jc w:val="center"/>
+        <w:tblLayout w:type="fixed"/>
+        <w:tblLook w:firstColumn="1" w:firstRow="1" w:lastColumn="0" w:lastRow="0" w:noHBand="0" w:noVBand="1" w:val="04A0"/>
+      </w:tblPr>
+      <w:tblGrid>
+        <w:gridCol w:w="794"/>
+        <w:gridCol w:w="1928"/>
+        <w:gridCol w:w="1247"/>
+        <w:gridCol w:w="1701"/>
+        <w:gridCol w:w="1701"/>
+        <w:gridCol w:w="1474"/>
+      </w:tblGrid>
+      <w:tr>
+        <w:trPr>
+          <w:tblHeader/>
+          <w:cantSplit/>
+        </w:trPr>
+        <w:tc>
+          <w:tcPr>
+            <w:tcW w:type="dxa" w:w="794"/>
+            <w:tcBorders>
+              <w:top w:val="single" w:sz="4" w:space="0" w:color="000000"/>
+              <w:left w:val="single" w:sz="4" w:space="0" w:color="000000"/>
+              <w:bottom w:val="single" w:sz="4" w:space="0" w:color="000000"/>
+              <w:right w:val="single" w:sz="4" w:space="0" w:color="000000"/>
+            </w:tcBorders>
+            <w:shd w:val="clear" w:color="auto" w:fill="D9D9D9"/>
+          </w:tcPr>
+          <w:p>
+            <w:pPr>
+              <w:keepNext/>
+              <w:spacing w:line="240" w:lineRule="auto" w:after="20"/>
+              <w:jc w:val="left"/>
+            </w:pPr>
+            <w:r>
+              <w:rPr>
+                <w:rFonts w:ascii="Times New Roman" w:hAnsi="Times New Roman" w:cs="Times New Roman" w:eastAsia="Times New Roman"/>
+                <w:b/>
+                <w:i w:val="0"/>
+                <w:sz w:val="17"/>
+              </w:rPr>
+              <w:t>İmleç</w:t>
+            </w:r>
+          </w:p>
+        </w:tc>
+        <w:tc>
+          <w:tcPr>
+            <w:tcW w:type="dxa" w:w="1928"/>
+            <w:tcBorders>
+              <w:top w:val="single" w:sz="4" w:space="0" w:color="000000"/>
+              <w:left w:val="single" w:sz="4" w:space="0" w:color="000000"/>
+              <w:bottom w:val="single" w:sz="4" w:space="0" w:color="000000"/>
+              <w:right w:val="single" w:sz="4" w:space="0" w:color="000000"/>
+            </w:tcBorders>
+            <w:shd w:val="clear" w:color="auto" w:fill="D9D9D9"/>
+          </w:tcPr>
+          <w:p>
+            <w:pPr>
+              <w:keepNext/>
+              <w:spacing w:line="240" w:lineRule="auto" w:after="20"/>
+              <w:jc w:val="center"/>
+            </w:pPr>
+            <w:r>
+              <w:rPr>
+                <w:rFonts w:ascii="Times New Roman" w:hAnsi="Times New Roman" w:cs="Times New Roman" w:eastAsia="Times New Roman"/>
+                <w:b/>
+                <w:i w:val="0"/>
+                <w:sz w:val="17"/>
+              </w:rPr>
+              <w:t>x koordinatı</w:t>
+            </w:r>
+          </w:p>
+        </w:tc>
+        <w:tc>
+          <w:tcPr>
+            <w:tcW w:type="dxa" w:w="1247"/>
+            <w:tcBorders>
+              <w:top w:val="single" w:sz="4" w:space="0" w:color="000000"/>
+              <w:left w:val="single" w:sz="4" w:space="0" w:color="000000"/>
+              <w:bottom w:val="single" w:sz="4" w:space="0" w:color="000000"/>
+              <w:right w:val="single" w:sz="4" w:space="0" w:color="000000"/>
+            </w:tcBorders>
+            <w:shd w:val="clear" w:color="auto" w:fill="D9D9D9"/>
+          </w:tcPr>
+          <w:p>
+            <w:pPr>
+              <w:keepNext/>
+              <w:spacing w:line="240" w:lineRule="auto" w:after="20"/>
+              <w:jc w:val="center"/>
+            </w:pPr>
+            <w:r>
+              <w:rPr>
+                <w:rFonts w:ascii="Times New Roman" w:hAnsi="Times New Roman" w:cs="Times New Roman" w:eastAsia="Times New Roman"/>
+                <w:b/>
+                <w:i w:val="0"/>
+                <w:sz w:val="17"/>
+              </w:rPr>
+              <w:t>Büyüklük</w:t>
+            </w:r>
+          </w:p>
+        </w:tc>
+        <w:tc>
+          <w:tcPr>
+            <w:tcW w:type="dxa" w:w="1701"/>
+            <w:tcBorders>
+              <w:top w:val="single" w:sz="4" w:space="0" w:color="000000"/>
+              <w:left w:val="single" w:sz="4" w:space="0" w:color="000000"/>
+              <w:bottom w:val="single" w:sz="4" w:space="0" w:color="000000"/>
+              <w:right w:val="single" w:sz="4" w:space="0" w:color="000000"/>
+            </w:tcBorders>
+            <w:shd w:val="clear" w:color="auto" w:fill="D9D9D9"/>
+          </w:tcPr>
+          <w:p>
+            <w:pPr>
+              <w:keepNext/>
+              <w:spacing w:line="240" w:lineRule="auto" w:after="20"/>
+              <w:jc w:val="center"/>
+            </w:pPr>
+            <w:r>
+              <w:rPr>
+                <w:rFonts w:ascii="Times New Roman" w:hAnsi="Times New Roman" w:cs="Times New Roman" w:eastAsia="Times New Roman"/>
+                <w:b/>
+                <w:i w:val="0"/>
+                <w:sz w:val="17"/>
+              </w:rPr>
+              <w:t>LTspice</w:t>
+            </w:r>
+          </w:p>
+        </w:tc>
+        <w:tc>
+          <w:tcPr>
+            <w:tcW w:type="dxa" w:w="1701"/>
+            <w:tcBorders>
+              <w:top w:val="single" w:sz="4" w:space="0" w:color="000000"/>
+              <w:left w:val="single" w:sz="4" w:space="0" w:color="000000"/>
+              <w:bottom w:val="single" w:sz="4" w:space="0" w:color="000000"/>
+              <w:right w:val="single" w:sz="4" w:space="0" w:color="000000"/>
+            </w:tcBorders>
+            <w:shd w:val="clear" w:color="auto" w:fill="D9D9D9"/>
+          </w:tcPr>
+          <w:p>
+            <w:pPr>
+              <w:keepNext/>
+              <w:spacing w:line="240" w:lineRule="auto" w:after="20"/>
+              <w:jc w:val="center"/>
+            </w:pPr>
+            <w:r>
+              <w:rPr>
+                <w:rFonts w:ascii="Times New Roman" w:hAnsi="Times New Roman" w:cs="Times New Roman" w:eastAsia="Times New Roman"/>
+                <w:b/>
+                <w:i w:val="0"/>
+                <w:sz w:val="17"/>
+              </w:rPr>
+              <w:t>ngspice</w:t>
+            </w:r>
+          </w:p>
+        </w:tc>
+        <w:tc>
+          <w:tcPr>
+            <w:tcW w:type="dxa" w:w="1474"/>
+            <w:tcBorders>
+              <w:top w:val="single" w:sz="4" w:space="0" w:color="000000"/>
+              <w:left w:val="single" w:sz="4" w:space="0" w:color="000000"/>
+              <w:bottom w:val="single" w:sz="4" w:space="0" w:color="000000"/>
+              <w:right w:val="single" w:sz="4" w:space="0" w:color="000000"/>
+            </w:tcBorders>
+            <w:shd w:val="clear" w:color="auto" w:fill="D9D9D9"/>
+          </w:tcPr>
+          <w:p>
+            <w:pPr>
+              <w:keepNext/>
+              <w:spacing w:line="240" w:lineRule="auto" w:after="20"/>
+              <w:jc w:val="center"/>
+            </w:pPr>
+            <w:r>
+              <w:rPr>
+                <w:rFonts w:ascii="Times New Roman" w:hAnsi="Times New Roman" w:cs="Times New Roman" w:eastAsia="Times New Roman"/>
+                <w:b/>
+                <w:i w:val="0"/>
+                <w:sz w:val="17"/>
+              </w:rPr>
+              <w:t>Fark</w:t>
+            </w:r>
+          </w:p>
+        </w:tc>
+      </w:tr>
+      <w:tr>
+        <w:trPr>
+          <w:cantSplit/>
+        </w:trPr>
+        <w:tc>
+          <w:tcPr>
+            <w:tcW w:type="dxa" w:w="794"/>
+            <w:tcBorders>
+              <w:top w:val="single" w:sz="4" w:space="0" w:color="000000"/>
+              <w:left w:val="single" w:sz="4" w:space="0" w:color="000000"/>
+              <w:bottom w:val="single" w:sz="4" w:space="0" w:color="000000"/>
+              <w:right w:val="single" w:sz="4" w:space="0" w:color="000000"/>
+            </w:tcBorders>
+          </w:tcPr>
+          <w:p>
+            <w:pPr>
+              <w:keepNext/>
+              <w:spacing w:line="240" w:lineRule="auto" w:after="20"/>
+              <w:jc w:val="left"/>
+            </w:pPr>
+            <w:r>
+              <w:rPr>
+                <w:rFonts w:ascii="Times New Roman" w:hAnsi="Times New Roman" w:cs="Times New Roman" w:eastAsia="Times New Roman"/>
+                <w:b w:val="0"/>
+                <w:i w:val="0"/>
+                <w:sz w:val="17"/>
+              </w:rPr>
+              <w:t>1</w:t>
+            </w:r>
+          </w:p>
+        </w:tc>
+        <w:tc>
+          <w:tcPr>
+            <w:tcW w:type="dxa" w:w="1928"/>
+            <w:tcBorders>
+              <w:top w:val="single" w:sz="4" w:space="0" w:color="000000"/>
+              <w:left w:val="single" w:sz="4" w:space="0" w:color="000000"/>
+              <w:bottom w:val="single" w:sz="4" w:space="0" w:color="000000"/>
+              <w:right w:val="single" w:sz="4" w:space="0" w:color="000000"/>
+            </w:tcBorders>
+          </w:tcPr>
+          <w:p>
+            <w:pPr>
+              <w:keepNext/>
+              <w:spacing w:line="240" w:lineRule="auto" w:after="20"/>
+              <w:jc w:val="center"/>
+            </w:pPr>
+            <w:r>
+              <w:rPr>
+                <w:rFonts w:ascii="Times New Roman" w:hAnsi="Times New Roman" w:cs="Times New Roman" w:eastAsia="Times New Roman"/>
+                <w:b w:val="0"/>
+                <w:i w:val="0"/>
+                <w:sz w:val="17"/>
+              </w:rPr>
+              <w:t>t = 250.81 µs</w:t>
+            </w:r>
+          </w:p>
+        </w:tc>
+        <w:tc>
+          <w:tcPr>
+            <w:tcW w:type="dxa" w:w="1247"/>
+            <w:tcBorders>
+              <w:top w:val="single" w:sz="4" w:space="0" w:color="000000"/>
+              <w:left w:val="single" w:sz="4" w:space="0" w:color="000000"/>
+              <w:bottom w:val="single" w:sz="4" w:space="0" w:color="000000"/>
+              <w:right w:val="single" w:sz="4" w:space="0" w:color="000000"/>
+            </w:tcBorders>
+          </w:tcPr>
+          <w:p>
+            <w:pPr>
+              <w:keepNext/>
+              <w:spacing w:line="240" w:lineRule="auto" w:after="20"/>
+              <w:jc w:val="center"/>
+            </w:pPr>
+            <m:oMath>
+              <m:sSub>
+                <m:e>
+                  <m:r>
+                    <m:t>V</m:t>
+                  </m:r>
+                </m:e>
+                <m:sub>
+                  <m:r>
+                    <m:t>o</m:t>
+                  </m:r>
+                  <m:r>
+                    <m:t>u</m:t>
+                  </m:r>
+                  <m:r>
+                    <m:t>t</m:t>
+                  </m:r>
+                </m:sub>
+              </m:sSub>
+            </m:oMath>
+          </w:p>
+        </w:tc>
+        <w:tc>
+          <w:tcPr>
+            <w:tcW w:type="dxa" w:w="1701"/>
+            <w:tcBorders>
+              <w:top w:val="single" w:sz="4" w:space="0" w:color="000000"/>
+              <w:left w:val="single" w:sz="4" w:space="0" w:color="000000"/>
+              <w:bottom w:val="single" w:sz="4" w:space="0" w:color="000000"/>
+              <w:right w:val="single" w:sz="4" w:space="0" w:color="000000"/>
+            </w:tcBorders>
+          </w:tcPr>
+          <w:p>
+            <w:pPr>
+              <w:keepNext/>
+              <w:spacing w:line="240" w:lineRule="auto" w:after="20"/>
+              <w:jc w:val="center"/>
+            </w:pPr>
+            <w:r>
+              <w:rPr>
+                <w:rFonts w:ascii="Times New Roman" w:hAnsi="Times New Roman" w:cs="Times New Roman" w:eastAsia="Times New Roman"/>
+                <w:b w:val="0"/>
+                <w:i w:val="0"/>
+                <w:sz w:val="17"/>
+              </w:rPr>
+              <w:t>1.0181e−07 V</w:t>
+            </w:r>
+          </w:p>
+        </w:tc>
+        <w:tc>
+          <w:tcPr>
+            <w:tcW w:type="dxa" w:w="1701"/>
+            <w:tcBorders>
+              <w:top w:val="single" w:sz="4" w:space="0" w:color="000000"/>
+              <w:left w:val="single" w:sz="4" w:space="0" w:color="000000"/>
+              <w:bottom w:val="single" w:sz="4" w:space="0" w:color="000000"/>
+              <w:right w:val="single" w:sz="4" w:space="0" w:color="000000"/>
+            </w:tcBorders>
+          </w:tcPr>
+          <w:p>
+            <w:pPr>
+              <w:keepNext/>
+              <w:spacing w:line="240" w:lineRule="auto" w:after="20"/>
+              <w:jc w:val="center"/>
+            </w:pPr>
+            <w:r>
+              <w:rPr>
+                <w:rFonts w:ascii="Times New Roman" w:hAnsi="Times New Roman" w:cs="Times New Roman" w:eastAsia="Times New Roman"/>
+                <w:b w:val="0"/>
+                <w:i w:val="0"/>
+                <w:sz w:val="17"/>
+              </w:rPr>
+              <w:t>1.0178e−07 V</w:t>
+            </w:r>
+          </w:p>
+        </w:tc>
+        <w:tc>
+          <w:tcPr>
+            <w:tcW w:type="dxa" w:w="1474"/>
+            <w:tcBorders>
+              <w:top w:val="single" w:sz="4" w:space="0" w:color="000000"/>
+              <w:left w:val="single" w:sz="4" w:space="0" w:color="000000"/>
+              <w:bottom w:val="single" w:sz="4" w:space="0" w:color="000000"/>
+              <w:right w:val="single" w:sz="4" w:space="0" w:color="000000"/>
+            </w:tcBorders>
+          </w:tcPr>
+          <w:p>
+            <w:pPr>
+              <w:keepNext/>
+              <w:spacing w:line="240" w:lineRule="auto" w:after="20"/>
+              <w:jc w:val="center"/>
+            </w:pPr>
+            <w:r>
+              <w:rPr>
+                <w:rFonts w:ascii="Times New Roman" w:hAnsi="Times New Roman" w:cs="Times New Roman" w:eastAsia="Times New Roman"/>
+                <w:b w:val="0"/>
+                <w:i w:val="0"/>
+                <w:sz w:val="17"/>
+              </w:rPr>
+              <w:t>+0.000 V</w:t>
+            </w:r>
+          </w:p>
+        </w:tc>
+      </w:tr>
+      <w:tr>
+        <w:trPr>
+          <w:cantSplit/>
+        </w:trPr>
+        <w:tc>
+          <w:tcPr>
+            <w:tcW w:type="dxa" w:w="794"/>
+            <w:tcBorders>
+              <w:top w:val="single" w:sz="4" w:space="0" w:color="000000"/>
+              <w:left w:val="single" w:sz="4" w:space="0" w:color="000000"/>
+              <w:bottom w:val="single" w:sz="4" w:space="0" w:color="000000"/>
+              <w:right w:val="single" w:sz="4" w:space="0" w:color="000000"/>
+            </w:tcBorders>
+          </w:tcPr>
+          <w:p>
+            <w:pPr>
+              <w:keepNext w:val="0"/>
+              <w:spacing w:line="240" w:lineRule="auto" w:after="20"/>
+              <w:jc w:val="left"/>
+            </w:pPr>
+            <w:r>
+              <w:rPr>
+                <w:rFonts w:ascii="Times New Roman" w:hAnsi="Times New Roman" w:cs="Times New Roman" w:eastAsia="Times New Roman"/>
+                <w:b w:val="0"/>
+                <w:i w:val="0"/>
+                <w:sz w:val="17"/>
+              </w:rPr>
+              <w:t>2</w:t>
+            </w:r>
+          </w:p>
+        </w:tc>
+        <w:tc>
+          <w:tcPr>
+            <w:tcW w:type="dxa" w:w="1928"/>
+            <w:tcBorders>
+              <w:top w:val="single" w:sz="4" w:space="0" w:color="000000"/>
+              <w:left w:val="single" w:sz="4" w:space="0" w:color="000000"/>
+              <w:bottom w:val="single" w:sz="4" w:space="0" w:color="000000"/>
+              <w:right w:val="single" w:sz="4" w:space="0" w:color="000000"/>
+            </w:tcBorders>
+          </w:tcPr>
+          <w:p>
+            <w:pPr>
+              <w:keepNext w:val="0"/>
+              <w:spacing w:line="240" w:lineRule="auto" w:after="20"/>
+              <w:jc w:val="center"/>
+            </w:pPr>
+            <w:r>
+              <w:rPr>
+                <w:rFonts w:ascii="Times New Roman" w:hAnsi="Times New Roman" w:cs="Times New Roman" w:eastAsia="Times New Roman"/>
+                <w:b w:val="0"/>
+                <w:i w:val="0"/>
+                <w:sz w:val="17"/>
+              </w:rPr>
+              <w:t>t = 750.49 µs</w:t>
+            </w:r>
+          </w:p>
+        </w:tc>
+        <w:tc>
+          <w:tcPr>
+            <w:tcW w:type="dxa" w:w="1247"/>
+            <w:tcBorders>
+              <w:top w:val="single" w:sz="4" w:space="0" w:color="000000"/>
+              <w:left w:val="single" w:sz="4" w:space="0" w:color="000000"/>
+              <w:bottom w:val="single" w:sz="4" w:space="0" w:color="000000"/>
+              <w:right w:val="single" w:sz="4" w:space="0" w:color="000000"/>
+            </w:tcBorders>
+          </w:tcPr>
+          <w:p>
+            <w:pPr>
+              <w:keepNext w:val="0"/>
+              <w:spacing w:line="240" w:lineRule="auto" w:after="20"/>
+              <w:jc w:val="center"/>
+            </w:pPr>
+            <m:oMath>
+              <m:sSub>
+                <m:e>
+                  <m:r>
+                    <m:t>V</m:t>
+                  </m:r>
+                </m:e>
+                <m:sub>
+                  <m:r>
+                    <m:t>o</m:t>
+                  </m:r>
+                  <m:r>
+                    <m:t>u</m:t>
+                  </m:r>
+                  <m:r>
+                    <m:t>t</m:t>
+                  </m:r>
+                </m:sub>
+              </m:sSub>
+            </m:oMath>
+          </w:p>
+        </w:tc>
+        <w:tc>
+          <w:tcPr>
+            <w:tcW w:type="dxa" w:w="1701"/>
+            <w:tcBorders>
+              <w:top w:val="single" w:sz="4" w:space="0" w:color="000000"/>
+              <w:left w:val="single" w:sz="4" w:space="0" w:color="000000"/>
+              <w:bottom w:val="single" w:sz="4" w:space="0" w:color="000000"/>
+              <w:right w:val="single" w:sz="4" w:space="0" w:color="000000"/>
+            </w:tcBorders>
+          </w:tcPr>
+          <w:p>
+            <w:pPr>
+              <w:keepNext w:val="0"/>
+              <w:spacing w:line="240" w:lineRule="auto" w:after="20"/>
+              <w:jc w:val="center"/>
+            </w:pPr>
+            <w:r>
+              <w:rPr>
+                <w:rFonts w:ascii="Times New Roman" w:hAnsi="Times New Roman" w:cs="Times New Roman" w:eastAsia="Times New Roman"/>
+                <w:b w:val="0"/>
+                <w:i w:val="0"/>
+                <w:sz w:val="17"/>
+              </w:rPr>
+              <w:t>5.9999 V</w:t>
+            </w:r>
+          </w:p>
+        </w:tc>
+        <w:tc>
+          <w:tcPr>
+            <w:tcW w:type="dxa" w:w="1701"/>
+            <w:tcBorders>
+              <w:top w:val="single" w:sz="4" w:space="0" w:color="000000"/>
+              <w:left w:val="single" w:sz="4" w:space="0" w:color="000000"/>
+              <w:bottom w:val="single" w:sz="4" w:space="0" w:color="000000"/>
+              <w:right w:val="single" w:sz="4" w:space="0" w:color="000000"/>
+            </w:tcBorders>
+          </w:tcPr>
+          <w:p>
+            <w:pPr>
+              <w:keepNext w:val="0"/>
+              <w:spacing w:line="240" w:lineRule="auto" w:after="20"/>
+              <w:jc w:val="center"/>
+            </w:pPr>
+            <w:r>
+              <w:rPr>
+                <w:rFonts w:ascii="Times New Roman" w:hAnsi="Times New Roman" w:cs="Times New Roman" w:eastAsia="Times New Roman"/>
+                <w:b w:val="0"/>
+                <w:i w:val="0"/>
+                <w:sz w:val="17"/>
+              </w:rPr>
+              <w:t>6 V</w:t>
+            </w:r>
+          </w:p>
+        </w:tc>
+        <w:tc>
+          <w:tcPr>
+            <w:tcW w:type="dxa" w:w="1474"/>
+            <w:tcBorders>
+              <w:top w:val="single" w:sz="4" w:space="0" w:color="000000"/>
+              <w:left w:val="single" w:sz="4" w:space="0" w:color="000000"/>
+              <w:bottom w:val="single" w:sz="4" w:space="0" w:color="000000"/>
+              <w:right w:val="single" w:sz="4" w:space="0" w:color="000000"/>
+            </w:tcBorders>
+          </w:tcPr>
+          <w:p>
+            <w:pPr>
+              <w:keepNext w:val="0"/>
+              <w:spacing w:line="240" w:lineRule="auto" w:after="20"/>
+              <w:jc w:val="center"/>
+            </w:pPr>
+            <w:r>
+              <w:rPr>
+                <w:rFonts w:ascii="Times New Roman" w:hAnsi="Times New Roman" w:cs="Times New Roman" w:eastAsia="Times New Roman"/>
+                <w:b w:val="0"/>
+                <w:i w:val="0"/>
+                <w:sz w:val="17"/>
+              </w:rPr>
+              <w:t>-0.001%</w:t>
+            </w:r>
+          </w:p>
+        </w:tc>
+      </w:tr>
+    </w:tbl>
+    <w:p>
+      <w:pPr>
+        <w:spacing w:after="120"/>
+      </w:pPr>
+    </w:p>
+    <w:p>
+      <w:r>
+        <w:rPr>
+          <w:rFonts w:ascii="Times New Roman" w:hAnsi="Times New Roman" w:cs="Times New Roman" w:eastAsia="Times New Roman"/>
+          <w:b w:val="0"/>
+          <w:i w:val="0"/>
+        </w:rPr>
+        <w:t xml:space="preserve">LTspice sonucu </w:t>
+      </w:r>
+      <w:r>
+        <w:rPr>
+          <w:rFonts w:ascii="Times New Roman" w:hAnsi="Times New Roman" w:cs="Times New Roman" w:eastAsia="Times New Roman"/>
+          <w:b w:val="0"/>
+          <w:i w:val="0"/>
+        </w:rPr>
+        <w:t>Şekil 3.3.5</w:t>
+      </w:r>
+      <w:r>
+        <w:rPr>
+          <w:rFonts w:ascii="Times New Roman" w:hAnsi="Times New Roman" w:cs="Times New Roman" w:eastAsia="Times New Roman"/>
+          <w:b w:val="0"/>
+          <w:i w:val="0"/>
+        </w:rPr>
+        <w:t xml:space="preserve">'de, imleç karşılaştırması </w:t>
+      </w:r>
+      <w:r>
+        <w:rPr>
+          <w:rFonts w:ascii="Times New Roman" w:hAnsi="Times New Roman" w:cs="Times New Roman" w:eastAsia="Times New Roman"/>
+          <w:b w:val="0"/>
+          <w:i w:val="0"/>
+        </w:rPr>
+        <w:t>Tablo 3.3.2</w:t>
+      </w:r>
+      <w:r>
+        <w:rPr>
+          <w:rFonts w:ascii="Times New Roman" w:hAnsi="Times New Roman" w:cs="Times New Roman" w:eastAsia="Times New Roman"/>
+          <w:b w:val="0"/>
+          <w:i w:val="0"/>
+        </w:rPr>
+        <w:t>'de verilmiştir.</w:t>
+      </w:r>
+    </w:p>
+    <w:p>
+      <w:pPr>
+        <w:keepNext/>
+        <w:spacing w:line="240" w:lineRule="auto"/>
+        <w:jc w:val="center"/>
+      </w:pPr>
+      <w:r>
+        <w:drawing>
+          <wp:inline xmlns:a="http://schemas.openxmlformats.org/drawingml/2006/main" xmlns:pic="http://schemas.openxmlformats.org/drawingml/2006/picture">
+            <wp:extent cx="5580000" cy="3487500"/>
+            <wp:docPr id="8" name="Picture 8"/>
+            <wp:cNvGraphicFramePr>
+              <a:graphicFrameLocks noChangeAspect="1"/>
+            </wp:cNvGraphicFramePr>
+            <a:graphic>
+              <a:graphicData uri="http://schemas.openxmlformats.org/drawingml/2006/picture">
+                <pic:pic>
+                  <pic:nvPicPr>
+                    <pic:cNvPr id="0" name="lt_e2_inv_dc.png"/>
+                    <pic:cNvPicPr/>
+                  </pic:nvPicPr>
+                  <pic:blipFill>
+                    <a:blip r:embed="rId17"/>
+                    <a:stretch>
+                      <a:fillRect/>
+                    </a:stretch>
+                  </pic:blipFill>
+                  <pic:spPr>
+                    <a:xfrm>
+                      <a:off x="0" y="0"/>
+                      <a:ext cx="5580000" cy="3487500"/>
+                    </a:xfrm>
+                    <a:prstGeom prst="rect"/>
+                  </pic:spPr>
+                </pic:pic>
+              </a:graphicData>
+            </a:graphic>
+          </wp:inline>
+        </w:drawing>
+      </w:r>
+    </w:p>
+    <w:p>
+      <w:pPr>
+        <w:spacing w:line="240" w:lineRule="auto" w:after="240"/>
+        <w:jc w:val="center"/>
+      </w:pPr>
+      <w:r>
+        <w:rPr>
+          <w:rFonts w:ascii="Times New Roman" w:hAnsi="Times New Roman" w:cs="Times New Roman" w:eastAsia="Times New Roman"/>
+          <w:b w:val="0"/>
+          <w:i w:val="0"/>
+          <w:sz w:val="20"/>
+        </w:rPr>
+        <w:t xml:space="preserve">Şekil 3.3.5  LTspice voltage transfer characteristic of the CMOS inverter (BS170/BS250): </w:t>
+      </w:r>
+      <m:oMath>
+        <m:sSub>
+          <m:e>
+            <m:r>
+              <m:t>V</m:t>
+            </m:r>
+          </m:e>
+          <m:sub>
+            <m:r>
+              <m:t>o</m:t>
+            </m:r>
+            <m:r>
+              <m:t>u</m:t>
+            </m:r>
+            <m:r>
+              <m:t>t</m:t>
+            </m:r>
+          </m:sub>
+        </m:sSub>
+      </m:oMath>
+      <w:r>
+        <w:rPr>
+          <w:rFonts w:ascii="Times New Roman" w:hAnsi="Times New Roman" w:cs="Times New Roman" w:eastAsia="Times New Roman"/>
+          <w:b w:val="0"/>
+          <w:i w:val="0"/>
+          <w:sz w:val="20"/>
+        </w:rPr>
+        <w:t xml:space="preserve"> versus </w:t>
+      </w:r>
+      <m:oMath>
+        <m:sSub>
+          <m:e>
+            <m:r>
+              <m:t>V</m:t>
+            </m:r>
+          </m:e>
+          <m:sub>
+            <m:r>
+              <m:t>i</m:t>
+            </m:r>
+            <m:r>
+              <m:t>n</m:t>
+            </m:r>
+          </m:sub>
+        </m:sSub>
+      </m:oMath>
+      <w:r>
+        <w:rPr>
+          <w:rFonts w:ascii="Times New Roman" w:hAnsi="Times New Roman" w:cs="Times New Roman" w:eastAsia="Times New Roman"/>
+          <w:b w:val="0"/>
+          <w:i w:val="0"/>
+          <w:sz w:val="20"/>
+        </w:rPr>
+        <w:t xml:space="preserve"> (LTspice; cihaz seri no: TOBB-7K3Q-0421)</w:t>
+      </w:r>
+    </w:p>
+    <w:p>
+      <w:pPr>
+        <w:keepNext/>
+        <w:spacing w:line="240" w:lineRule="auto" w:after="80"/>
+        <w:jc w:val="center"/>
+      </w:pPr>
+      <w:r>
+        <w:rPr>
+          <w:rFonts w:ascii="Times New Roman" w:hAnsi="Times New Roman" w:cs="Times New Roman" w:eastAsia="Times New Roman"/>
+          <w:b w:val="0"/>
+          <w:i w:val="0"/>
+          <w:sz w:val="20"/>
+        </w:rPr>
+        <w:t xml:space="preserve">Tablo 3.3.2  </w:t>
+      </w:r>
+      <w:r>
+        <w:rPr>
+          <w:rFonts w:ascii="Times New Roman" w:hAnsi="Times New Roman" w:cs="Times New Roman" w:eastAsia="Times New Roman"/>
+          <w:b w:val="0"/>
+          <w:i w:val="0"/>
+          <w:sz w:val="20"/>
+        </w:rPr>
+        <w:t>Şekil 3.3.5</w:t>
+      </w:r>
+      <w:r>
+        <w:rPr>
+          <w:rFonts w:ascii="Times New Roman" w:hAnsi="Times New Roman" w:cs="Times New Roman" w:eastAsia="Times New Roman"/>
+          <w:b w:val="0"/>
+          <w:i w:val="0"/>
+          <w:sz w:val="20"/>
+        </w:rPr>
+        <w:t xml:space="preserve"> imleç değerleri ve aynı x'te ngspice değerleri</w:t>
+      </w:r>
+    </w:p>
+    <w:tbl>
+      <w:tblPr>
+        <w:tblW w:type="auto" w:w="0"/>
+        <w:jc w:val="center"/>
+        <w:tblLayout w:type="fixed"/>
+        <w:tblLook w:firstColumn="1" w:firstRow="1" w:lastColumn="0" w:lastRow="0" w:noHBand="0" w:noVBand="1" w:val="04A0"/>
+      </w:tblPr>
+      <w:tblGrid>
+        <w:gridCol w:w="794"/>
+        <w:gridCol w:w="1928"/>
+        <w:gridCol w:w="1247"/>
+        <w:gridCol w:w="1701"/>
+        <w:gridCol w:w="1701"/>
+        <w:gridCol w:w="1474"/>
+      </w:tblGrid>
+      <w:tr>
+        <w:trPr>
+          <w:tblHeader/>
+          <w:cantSplit/>
+        </w:trPr>
+        <w:tc>
+          <w:tcPr>
+            <w:tcW w:type="dxa" w:w="794"/>
+            <w:tcBorders>
+              <w:top w:val="single" w:sz="4" w:space="0" w:color="000000"/>
+              <w:left w:val="single" w:sz="4" w:space="0" w:color="000000"/>
+              <w:bottom w:val="single" w:sz="4" w:space="0" w:color="000000"/>
+              <w:right w:val="single" w:sz="4" w:space="0" w:color="000000"/>
+            </w:tcBorders>
+            <w:shd w:val="clear" w:color="auto" w:fill="D9D9D9"/>
+          </w:tcPr>
+          <w:p>
+            <w:pPr>
+              <w:keepNext/>
+              <w:spacing w:line="240" w:lineRule="auto" w:after="20"/>
+              <w:jc w:val="left"/>
+            </w:pPr>
+            <w:r>
+              <w:rPr>
+                <w:rFonts w:ascii="Times New Roman" w:hAnsi="Times New Roman" w:cs="Times New Roman" w:eastAsia="Times New Roman"/>
+                <w:b/>
+                <w:i w:val="0"/>
+                <w:sz w:val="17"/>
+              </w:rPr>
+              <w:t>İmleç</w:t>
+            </w:r>
+          </w:p>
+        </w:tc>
+        <w:tc>
+          <w:tcPr>
+            <w:tcW w:type="dxa" w:w="1928"/>
+            <w:tcBorders>
+              <w:top w:val="single" w:sz="4" w:space="0" w:color="000000"/>
+              <w:left w:val="single" w:sz="4" w:space="0" w:color="000000"/>
+              <w:bottom w:val="single" w:sz="4" w:space="0" w:color="000000"/>
+              <w:right w:val="single" w:sz="4" w:space="0" w:color="000000"/>
+            </w:tcBorders>
+            <w:shd w:val="clear" w:color="auto" w:fill="D9D9D9"/>
+          </w:tcPr>
+          <w:p>
+            <w:pPr>
+              <w:keepNext/>
+              <w:spacing w:line="240" w:lineRule="auto" w:after="20"/>
+              <w:jc w:val="center"/>
+            </w:pPr>
+            <w:r>
+              <w:rPr>
+                <w:rFonts w:ascii="Times New Roman" w:hAnsi="Times New Roman" w:cs="Times New Roman" w:eastAsia="Times New Roman"/>
+                <w:b/>
+                <w:i w:val="0"/>
+                <w:sz w:val="17"/>
+              </w:rPr>
+              <w:t>x koordinatı</w:t>
+            </w:r>
+          </w:p>
+        </w:tc>
+        <w:tc>
+          <w:tcPr>
+            <w:tcW w:type="dxa" w:w="1247"/>
+            <w:tcBorders>
+              <w:top w:val="single" w:sz="4" w:space="0" w:color="000000"/>
+              <w:left w:val="single" w:sz="4" w:space="0" w:color="000000"/>
+              <w:bottom w:val="single" w:sz="4" w:space="0" w:color="000000"/>
+              <w:right w:val="single" w:sz="4" w:space="0" w:color="000000"/>
+            </w:tcBorders>
+            <w:shd w:val="clear" w:color="auto" w:fill="D9D9D9"/>
+          </w:tcPr>
+          <w:p>
+            <w:pPr>
+              <w:keepNext/>
+              <w:spacing w:line="240" w:lineRule="auto" w:after="20"/>
+              <w:jc w:val="center"/>
+            </w:pPr>
+            <w:r>
+              <w:rPr>
+                <w:rFonts w:ascii="Times New Roman" w:hAnsi="Times New Roman" w:cs="Times New Roman" w:eastAsia="Times New Roman"/>
+                <w:b/>
+                <w:i w:val="0"/>
+                <w:sz w:val="17"/>
+              </w:rPr>
+              <w:t>Büyüklük</w:t>
+            </w:r>
+          </w:p>
+        </w:tc>
+        <w:tc>
+          <w:tcPr>
+            <w:tcW w:type="dxa" w:w="1701"/>
+            <w:tcBorders>
+              <w:top w:val="single" w:sz="4" w:space="0" w:color="000000"/>
+              <w:left w:val="single" w:sz="4" w:space="0" w:color="000000"/>
+              <w:bottom w:val="single" w:sz="4" w:space="0" w:color="000000"/>
+              <w:right w:val="single" w:sz="4" w:space="0" w:color="000000"/>
+            </w:tcBorders>
+            <w:shd w:val="clear" w:color="auto" w:fill="D9D9D9"/>
+          </w:tcPr>
+          <w:p>
+            <w:pPr>
+              <w:keepNext/>
+              <w:spacing w:line="240" w:lineRule="auto" w:after="20"/>
+              <w:jc w:val="center"/>
+            </w:pPr>
+            <w:r>
+              <w:rPr>
+                <w:rFonts w:ascii="Times New Roman" w:hAnsi="Times New Roman" w:cs="Times New Roman" w:eastAsia="Times New Roman"/>
+                <w:b/>
+                <w:i w:val="0"/>
+                <w:sz w:val="17"/>
+              </w:rPr>
+              <w:t>LTspice</w:t>
+            </w:r>
+          </w:p>
+        </w:tc>
+        <w:tc>
+          <w:tcPr>
+            <w:tcW w:type="dxa" w:w="1701"/>
+            <w:tcBorders>
+              <w:top w:val="single" w:sz="4" w:space="0" w:color="000000"/>
+              <w:left w:val="single" w:sz="4" w:space="0" w:color="000000"/>
+              <w:bottom w:val="single" w:sz="4" w:space="0" w:color="000000"/>
+              <w:right w:val="single" w:sz="4" w:space="0" w:color="000000"/>
+            </w:tcBorders>
+            <w:shd w:val="clear" w:color="auto" w:fill="D9D9D9"/>
+          </w:tcPr>
+          <w:p>
+            <w:pPr>
+              <w:keepNext/>
+              <w:spacing w:line="240" w:lineRule="auto" w:after="20"/>
+              <w:jc w:val="center"/>
+            </w:pPr>
+            <w:r>
+              <w:rPr>
+                <w:rFonts w:ascii="Times New Roman" w:hAnsi="Times New Roman" w:cs="Times New Roman" w:eastAsia="Times New Roman"/>
+                <w:b/>
+                <w:i w:val="0"/>
+                <w:sz w:val="17"/>
+              </w:rPr>
+              <w:t>ngspice</w:t>
+            </w:r>
+          </w:p>
+        </w:tc>
+        <w:tc>
+          <w:tcPr>
+            <w:tcW w:type="dxa" w:w="1474"/>
+            <w:tcBorders>
+              <w:top w:val="single" w:sz="4" w:space="0" w:color="000000"/>
+              <w:left w:val="single" w:sz="4" w:space="0" w:color="000000"/>
+              <w:bottom w:val="single" w:sz="4" w:space="0" w:color="000000"/>
+              <w:right w:val="single" w:sz="4" w:space="0" w:color="000000"/>
+            </w:tcBorders>
+            <w:shd w:val="clear" w:color="auto" w:fill="D9D9D9"/>
+          </w:tcPr>
+          <w:p>
+            <w:pPr>
+              <w:keepNext/>
+              <w:spacing w:line="240" w:lineRule="auto" w:after="20"/>
+              <w:jc w:val="center"/>
+            </w:pPr>
+            <w:r>
+              <w:rPr>
+                <w:rFonts w:ascii="Times New Roman" w:hAnsi="Times New Roman" w:cs="Times New Roman" w:eastAsia="Times New Roman"/>
+                <w:b/>
+                <w:i w:val="0"/>
+                <w:sz w:val="17"/>
+              </w:rPr>
+              <w:t>Fark</w:t>
+            </w:r>
+          </w:p>
+        </w:tc>
+      </w:tr>
+      <w:tr>
+        <w:trPr>
+          <w:cantSplit/>
+        </w:trPr>
+        <w:tc>
+          <w:tcPr>
+            <w:tcW w:type="dxa" w:w="794"/>
+            <w:tcBorders>
+              <w:top w:val="single" w:sz="4" w:space="0" w:color="000000"/>
+              <w:left w:val="single" w:sz="4" w:space="0" w:color="000000"/>
+              <w:bottom w:val="single" w:sz="4" w:space="0" w:color="000000"/>
+              <w:right w:val="single" w:sz="4" w:space="0" w:color="000000"/>
+            </w:tcBorders>
+          </w:tcPr>
+          <w:p>
+            <w:pPr>
+              <w:keepNext/>
+              <w:spacing w:line="240" w:lineRule="auto" w:after="20"/>
+              <w:jc w:val="left"/>
+            </w:pPr>
+            <w:r>
+              <w:rPr>
+                <w:rFonts w:ascii="Times New Roman" w:hAnsi="Times New Roman" w:cs="Times New Roman" w:eastAsia="Times New Roman"/>
+                <w:b w:val="0"/>
+                <w:i w:val="0"/>
+                <w:sz w:val="17"/>
+              </w:rPr>
+              <w:t>1</w:t>
+            </w:r>
+          </w:p>
+        </w:tc>
+        <w:tc>
+          <w:tcPr>
+            <w:tcW w:type="dxa" w:w="1928"/>
+            <w:tcBorders>
+              <w:top w:val="single" w:sz="4" w:space="0" w:color="000000"/>
+              <w:left w:val="single" w:sz="4" w:space="0" w:color="000000"/>
+              <w:bottom w:val="single" w:sz="4" w:space="0" w:color="000000"/>
+              <w:right w:val="single" w:sz="4" w:space="0" w:color="000000"/>
+            </w:tcBorders>
+          </w:tcPr>
+          <w:p>
+            <w:pPr>
+              <w:keepNext/>
+              <w:spacing w:line="240" w:lineRule="auto" w:after="20"/>
+              <w:jc w:val="center"/>
+            </w:pPr>
+            <m:oMath>
+              <m:sSub>
+                <m:e>
+                  <m:r>
+                    <m:t>V</m:t>
+                  </m:r>
+                </m:e>
+                <m:sub>
+                  <m:r>
+                    <m:t>i</m:t>
+                  </m:r>
+                  <m:r>
+                    <m:t>n</m:t>
+                  </m:r>
+                </m:sub>
+              </m:sSub>
+            </m:oMath>
+            <w:r>
+              <w:rPr>
+                <w:rFonts w:ascii="Times New Roman" w:hAnsi="Times New Roman" w:cs="Times New Roman" w:eastAsia="Times New Roman"/>
+                <w:b w:val="0"/>
+                <w:i w:val="0"/>
+                <w:sz w:val="17"/>
+              </w:rPr>
+              <w:t xml:space="preserve"> = 2.2016 V</w:t>
+            </w:r>
+          </w:p>
+        </w:tc>
+        <w:tc>
+          <w:tcPr>
+            <w:tcW w:type="dxa" w:w="1247"/>
+            <w:tcBorders>
+              <w:top w:val="single" w:sz="4" w:space="0" w:color="000000"/>
+              <w:left w:val="single" w:sz="4" w:space="0" w:color="000000"/>
+              <w:bottom w:val="single" w:sz="4" w:space="0" w:color="000000"/>
+              <w:right w:val="single" w:sz="4" w:space="0" w:color="000000"/>
+            </w:tcBorders>
+          </w:tcPr>
+          <w:p>
+            <w:pPr>
+              <w:keepNext/>
+              <w:spacing w:line="240" w:lineRule="auto" w:after="20"/>
+              <w:jc w:val="center"/>
+            </w:pPr>
+            <m:oMath>
+              <m:sSub>
+                <m:e>
+                  <m:r>
+                    <m:t>V</m:t>
+                  </m:r>
+                </m:e>
+                <m:sub>
+                  <m:r>
+                    <m:t>o</m:t>
+                  </m:r>
+                  <m:r>
+                    <m:t>u</m:t>
+                  </m:r>
+                  <m:r>
+                    <m:t>t</m:t>
+                  </m:r>
+                </m:sub>
+              </m:sSub>
+            </m:oMath>
+          </w:p>
+        </w:tc>
+        <w:tc>
+          <w:tcPr>
+            <w:tcW w:type="dxa" w:w="1701"/>
+            <w:tcBorders>
+              <w:top w:val="single" w:sz="4" w:space="0" w:color="000000"/>
+              <w:left w:val="single" w:sz="4" w:space="0" w:color="000000"/>
+              <w:bottom w:val="single" w:sz="4" w:space="0" w:color="000000"/>
+              <w:right w:val="single" w:sz="4" w:space="0" w:color="000000"/>
+            </w:tcBorders>
+          </w:tcPr>
+          <w:p>
+            <w:pPr>
+              <w:keepNext/>
+              <w:spacing w:line="240" w:lineRule="auto" w:after="20"/>
+              <w:jc w:val="center"/>
+            </w:pPr>
+            <w:r>
+              <w:rPr>
+                <w:rFonts w:ascii="Times New Roman" w:hAnsi="Times New Roman" w:cs="Times New Roman" w:eastAsia="Times New Roman"/>
+                <w:b w:val="0"/>
+                <w:i w:val="0"/>
+                <w:sz w:val="17"/>
+              </w:rPr>
+              <w:t>2.4988 V</w:t>
+            </w:r>
+          </w:p>
+        </w:tc>
+        <w:tc>
+          <w:tcPr>
+            <w:tcW w:type="dxa" w:w="1701"/>
+            <w:tcBorders>
+              <w:top w:val="single" w:sz="4" w:space="0" w:color="000000"/>
+              <w:left w:val="single" w:sz="4" w:space="0" w:color="000000"/>
+              <w:bottom w:val="single" w:sz="4" w:space="0" w:color="000000"/>
+              <w:right w:val="single" w:sz="4" w:space="0" w:color="000000"/>
+            </w:tcBorders>
+          </w:tcPr>
+          <w:p>
+            <w:pPr>
+              <w:keepNext/>
+              <w:spacing w:line="240" w:lineRule="auto" w:after="20"/>
+              <w:jc w:val="center"/>
+            </w:pPr>
+            <w:r>
+              <w:rPr>
+                <w:rFonts w:ascii="Times New Roman" w:hAnsi="Times New Roman" w:cs="Times New Roman" w:eastAsia="Times New Roman"/>
+                <w:b w:val="0"/>
+                <w:i w:val="0"/>
+                <w:sz w:val="17"/>
+              </w:rPr>
+              <w:t>2.4994 V</w:t>
+            </w:r>
+          </w:p>
+        </w:tc>
+        <w:tc>
+          <w:tcPr>
+            <w:tcW w:type="dxa" w:w="1474"/>
+            <w:tcBorders>
+              <w:top w:val="single" w:sz="4" w:space="0" w:color="000000"/>
+              <w:left w:val="single" w:sz="4" w:space="0" w:color="000000"/>
+              <w:bottom w:val="single" w:sz="4" w:space="0" w:color="000000"/>
+              <w:right w:val="single" w:sz="4" w:space="0" w:color="000000"/>
+            </w:tcBorders>
+          </w:tcPr>
+          <w:p>
+            <w:pPr>
+              <w:keepNext/>
+              <w:spacing w:line="240" w:lineRule="auto" w:after="20"/>
+              <w:jc w:val="center"/>
+            </w:pPr>
+            <w:r>
+              <w:rPr>
+                <w:rFonts w:ascii="Times New Roman" w:hAnsi="Times New Roman" w:cs="Times New Roman" w:eastAsia="Times New Roman"/>
+                <w:b w:val="0"/>
+                <w:i w:val="0"/>
+                <w:sz w:val="17"/>
+              </w:rPr>
+              <w:t>-0.022%</w:t>
+            </w:r>
+          </w:p>
+        </w:tc>
+      </w:tr>
+      <w:tr>
+        <w:trPr>
+          <w:cantSplit/>
+        </w:trPr>
+        <w:tc>
+          <w:tcPr>
+            <w:tcW w:type="dxa" w:w="794"/>
+            <w:tcBorders>
+              <w:top w:val="single" w:sz="4" w:space="0" w:color="000000"/>
+              <w:left w:val="single" w:sz="4" w:space="0" w:color="000000"/>
+              <w:bottom w:val="single" w:sz="4" w:space="0" w:color="000000"/>
+              <w:right w:val="single" w:sz="4" w:space="0" w:color="000000"/>
+            </w:tcBorders>
+          </w:tcPr>
+          <w:p>
+            <w:pPr>
+              <w:keepNext w:val="0"/>
+              <w:spacing w:line="240" w:lineRule="auto" w:after="20"/>
+              <w:jc w:val="left"/>
+            </w:pPr>
+            <w:r>
+              <w:rPr>
+                <w:rFonts w:ascii="Times New Roman" w:hAnsi="Times New Roman" w:cs="Times New Roman" w:eastAsia="Times New Roman"/>
+                <w:b w:val="0"/>
+                <w:i w:val="0"/>
+                <w:sz w:val="17"/>
+              </w:rPr>
+              <w:t>2</w:t>
+            </w:r>
+          </w:p>
+        </w:tc>
+        <w:tc>
+          <w:tcPr>
+            <w:tcW w:type="dxa" w:w="1928"/>
+            <w:tcBorders>
+              <w:top w:val="single" w:sz="4" w:space="0" w:color="000000"/>
+              <w:left w:val="single" w:sz="4" w:space="0" w:color="000000"/>
+              <w:bottom w:val="single" w:sz="4" w:space="0" w:color="000000"/>
+              <w:right w:val="single" w:sz="4" w:space="0" w:color="000000"/>
+            </w:tcBorders>
+          </w:tcPr>
+          <w:p>
+            <w:pPr>
+              <w:keepNext w:val="0"/>
+              <w:spacing w:line="240" w:lineRule="auto" w:after="20"/>
+              <w:jc w:val="center"/>
+            </w:pPr>
+            <m:oMath>
+              <m:sSub>
+                <m:e>
+                  <m:r>
+                    <m:t>V</m:t>
+                  </m:r>
+                </m:e>
+                <m:sub>
+                  <m:r>
+                    <m:t>i</m:t>
+                  </m:r>
+                  <m:r>
+                    <m:t>n</m:t>
+                  </m:r>
+                </m:sub>
+              </m:sSub>
+            </m:oMath>
+            <w:r>
+              <w:rPr>
+                <w:rFonts w:ascii="Times New Roman" w:hAnsi="Times New Roman" w:cs="Times New Roman" w:eastAsia="Times New Roman"/>
+                <w:b w:val="0"/>
+                <w:i w:val="0"/>
+                <w:sz w:val="17"/>
+              </w:rPr>
+              <w:t xml:space="preserve"> = 3.5 V</w:t>
+            </w:r>
+          </w:p>
+        </w:tc>
+        <w:tc>
+          <w:tcPr>
+            <w:tcW w:type="dxa" w:w="1247"/>
+            <w:tcBorders>
+              <w:top w:val="single" w:sz="4" w:space="0" w:color="000000"/>
+              <w:left w:val="single" w:sz="4" w:space="0" w:color="000000"/>
+              <w:bottom w:val="single" w:sz="4" w:space="0" w:color="000000"/>
+              <w:right w:val="single" w:sz="4" w:space="0" w:color="000000"/>
+            </w:tcBorders>
+          </w:tcPr>
+          <w:p>
+            <w:pPr>
+              <w:keepNext w:val="0"/>
+              <w:spacing w:line="240" w:lineRule="auto" w:after="20"/>
+              <w:jc w:val="center"/>
+            </w:pPr>
+            <m:oMath>
+              <m:sSub>
+                <m:e>
+                  <m:r>
+                    <m:t>V</m:t>
+                  </m:r>
+                </m:e>
+                <m:sub>
+                  <m:r>
+                    <m:t>o</m:t>
+                  </m:r>
+                  <m:r>
+                    <m:t>u</m:t>
+                  </m:r>
+                  <m:r>
+                    <m:t>t</m:t>
+                  </m:r>
+                </m:sub>
+              </m:sSub>
+            </m:oMath>
+          </w:p>
+        </w:tc>
+        <w:tc>
+          <w:tcPr>
+            <w:tcW w:type="dxa" w:w="1701"/>
+            <w:tcBorders>
+              <w:top w:val="single" w:sz="4" w:space="0" w:color="000000"/>
+              <w:left w:val="single" w:sz="4" w:space="0" w:color="000000"/>
+              <w:bottom w:val="single" w:sz="4" w:space="0" w:color="000000"/>
+              <w:right w:val="single" w:sz="4" w:space="0" w:color="000000"/>
+            </w:tcBorders>
+          </w:tcPr>
+          <w:p>
+            <w:pPr>
+              <w:keepNext w:val="0"/>
+              <w:spacing w:line="240" w:lineRule="auto" w:after="20"/>
+              <w:jc w:val="center"/>
+            </w:pPr>
+            <w:r>
+              <w:rPr>
+                <w:rFonts w:ascii="Times New Roman" w:hAnsi="Times New Roman" w:cs="Times New Roman" w:eastAsia="Times New Roman"/>
+                <w:b w:val="0"/>
+                <w:i w:val="0"/>
+                <w:sz w:val="17"/>
+              </w:rPr>
+              <w:t>0.0016638 V</w:t>
+            </w:r>
+          </w:p>
+        </w:tc>
+        <w:tc>
+          <w:tcPr>
+            <w:tcW w:type="dxa" w:w="1701"/>
+            <w:tcBorders>
+              <w:top w:val="single" w:sz="4" w:space="0" w:color="000000"/>
+              <w:left w:val="single" w:sz="4" w:space="0" w:color="000000"/>
+              <w:bottom w:val="single" w:sz="4" w:space="0" w:color="000000"/>
+              <w:right w:val="single" w:sz="4" w:space="0" w:color="000000"/>
+            </w:tcBorders>
+          </w:tcPr>
+          <w:p>
+            <w:pPr>
+              <w:keepNext w:val="0"/>
+              <w:spacing w:line="240" w:lineRule="auto" w:after="20"/>
+              <w:jc w:val="center"/>
+            </w:pPr>
+            <w:r>
+              <w:rPr>
+                <w:rFonts w:ascii="Times New Roman" w:hAnsi="Times New Roman" w:cs="Times New Roman" w:eastAsia="Times New Roman"/>
+                <w:b w:val="0"/>
+                <w:i w:val="0"/>
+                <w:sz w:val="17"/>
+              </w:rPr>
+              <w:t>0.0016638 V</w:t>
+            </w:r>
+          </w:p>
+        </w:tc>
+        <w:tc>
+          <w:tcPr>
+            <w:tcW w:type="dxa" w:w="1474"/>
+            <w:tcBorders>
+              <w:top w:val="single" w:sz="4" w:space="0" w:color="000000"/>
+              <w:left w:val="single" w:sz="4" w:space="0" w:color="000000"/>
+              <w:bottom w:val="single" w:sz="4" w:space="0" w:color="000000"/>
+              <w:right w:val="single" w:sz="4" w:space="0" w:color="000000"/>
+            </w:tcBorders>
+          </w:tcPr>
+          <w:p>
+            <w:pPr>
+              <w:keepNext w:val="0"/>
+              <w:spacing w:line="240" w:lineRule="auto" w:after="20"/>
+              <w:jc w:val="center"/>
+            </w:pPr>
+            <w:r>
+              <w:rPr>
+                <w:rFonts w:ascii="Times New Roman" w:hAnsi="Times New Roman" w:cs="Times New Roman" w:eastAsia="Times New Roman"/>
+                <w:b w:val="0"/>
+                <w:i w:val="0"/>
+                <w:sz w:val="17"/>
+              </w:rPr>
+              <w:t>-0.000%</w:t>
+            </w:r>
+          </w:p>
+        </w:tc>
+      </w:tr>
+    </w:tbl>
+    <w:p>
+      <w:pPr>
+        <w:spacing w:after="120"/>
+      </w:pPr>
+    </w:p>
+    <w:p>
+      <w:r>
+        <w:rPr>
+          <w:rFonts w:ascii="Times New Roman" w:hAnsi="Times New Roman" w:cs="Times New Roman" w:eastAsia="Times New Roman"/>
+          <w:b w:val="0"/>
+          <w:i w:val="0"/>
+        </w:rPr>
         <w:t xml:space="preserve">Akım grafiğinin okunuşu: iki ucu sıfır (bir transistör kapalı), ortada tek bir tepe: 0.655 mA, </w:t>
       </w:r>
       <m:oMath>
@@ -5969,7 +7508,7 @@
           <w:i w:val="0"/>
           <w:sz w:val="20"/>
         </w:rPr>
-        <w:t>Tablo 3.3.1  El modeli ile SPICE karşılaştırması</w:t>
+        <w:t>Tablo 3.3.3  El modeli ile SPICE karşılaştırması</w:t>
       </w:r>
     </w:p>
     <w:tbl>
@@ -11175,7 +12714,7 @@
         <w:drawing>
           <wp:inline xmlns:a="http://schemas.openxmlformats.org/drawingml/2006/main" xmlns:pic="http://schemas.openxmlformats.org/drawingml/2006/picture">
             <wp:extent cx="5580000" cy="2181273"/>
-            <wp:docPr id="7" name="Picture 7"/>
+            <wp:docPr id="9" name="Picture 9"/>
             <wp:cNvGraphicFramePr>
               <a:graphicFrameLocks noChangeAspect="1"/>
             </wp:cNvGraphicFramePr>
@@ -11187,7 +12726,7 @@
                     <pic:cNvPicPr/>
                   </pic:nvPicPr>
                   <pic:blipFill>
-                    <a:blip r:embed="rId16"/>
+                    <a:blip r:embed="rId18"/>
                     <a:stretch>
                       <a:fillRect/>
                     </a:stretch>
@@ -11328,6 +12867,150 @@
       </w:r>
     </w:p>
     <w:p>
+      <w:r>
+        <w:rPr>
+          <w:rFonts w:ascii="Times New Roman" w:hAnsi="Times New Roman" w:cs="Times New Roman" w:eastAsia="Times New Roman"/>
+          <w:b w:val="0"/>
+          <w:i w:val="0"/>
+        </w:rPr>
+        <w:t xml:space="preserve">LTspice sonucu </w:t>
+      </w:r>
+      <w:r>
+        <w:rPr>
+          <w:rFonts w:ascii="Times New Roman" w:hAnsi="Times New Roman" w:cs="Times New Roman" w:eastAsia="Times New Roman"/>
+          <w:b w:val="0"/>
+          <w:i w:val="0"/>
+        </w:rPr>
+        <w:t>Şekil 4.2.2</w:t>
+      </w:r>
+      <w:r>
+        <w:rPr>
+          <w:rFonts w:ascii="Times New Roman" w:hAnsi="Times New Roman" w:cs="Times New Roman" w:eastAsia="Times New Roman"/>
+          <w:b w:val="0"/>
+          <w:i w:val="0"/>
+        </w:rPr>
+        <w:t xml:space="preserve">'de, imleç karşılaştırması </w:t>
+      </w:r>
+      <w:r>
+        <w:rPr>
+          <w:rFonts w:ascii="Times New Roman" w:hAnsi="Times New Roman" w:cs="Times New Roman" w:eastAsia="Times New Roman"/>
+          <w:b w:val="0"/>
+          <w:i w:val="0"/>
+        </w:rPr>
+        <w:t>Tablo 4.2.1</w:t>
+      </w:r>
+      <w:r>
+        <w:rPr>
+          <w:rFonts w:ascii="Times New Roman" w:hAnsi="Times New Roman" w:cs="Times New Roman" w:eastAsia="Times New Roman"/>
+          <w:b w:val="0"/>
+          <w:i w:val="0"/>
+        </w:rPr>
+        <w:t>'de verilmiştir.</w:t>
+      </w:r>
+    </w:p>
+    <w:p>
+      <w:pPr>
+        <w:keepNext/>
+        <w:spacing w:line="240" w:lineRule="auto"/>
+        <w:jc w:val="center"/>
+      </w:pPr>
+      <w:r>
+        <w:drawing>
+          <wp:inline xmlns:a="http://schemas.openxmlformats.org/drawingml/2006/main" xmlns:pic="http://schemas.openxmlformats.org/drawingml/2006/picture">
+            <wp:extent cx="5580000" cy="3487500"/>
+            <wp:docPr id="10" name="Picture 10"/>
+            <wp:cNvGraphicFramePr>
+              <a:graphicFrameLocks noChangeAspect="1"/>
+            </wp:cNvGraphicFramePr>
+            <a:graphic>
+              <a:graphicData uri="http://schemas.openxmlformats.org/drawingml/2006/picture">
+                <pic:pic>
+                  <pic:nvPicPr>
+                    <pic:cNvPr id="0" name="lt_e2_bs_dc.png"/>
+                    <pic:cNvPicPr/>
+                  </pic:nvPicPr>
+                  <pic:blipFill>
+                    <a:blip r:embed="rId19"/>
+                    <a:stretch>
+                      <a:fillRect/>
+                    </a:stretch>
+                  </pic:blipFill>
+                  <pic:spPr>
+                    <a:xfrm>
+                      <a:off x="0" y="0"/>
+                      <a:ext cx="5580000" cy="3487500"/>
+                    </a:xfrm>
+                    <a:prstGeom prst="rect"/>
+                  </pic:spPr>
+                </pic:pic>
+              </a:graphicData>
+            </a:graphic>
+          </wp:inline>
+        </w:drawing>
+      </w:r>
+    </w:p>
+    <w:p>
+      <w:pPr>
+        <w:spacing w:line="240" w:lineRule="auto" w:after="240"/>
+        <w:jc w:val="center"/>
+      </w:pPr>
+      <w:r>
+        <w:rPr>
+          <w:rFonts w:ascii="Times New Roman" w:hAnsi="Times New Roman" w:cs="Times New Roman" w:eastAsia="Times New Roman"/>
+          <w:b w:val="0"/>
+          <w:i w:val="0"/>
+          <w:sz w:val="20"/>
+        </w:rPr>
+        <w:t xml:space="preserve">Şekil 4.2.2  LTspice DC sweep of the BS170 bias circuit: drain current </w:t>
+      </w:r>
+      <m:oMath>
+        <m:sSub>
+          <m:e>
+            <m:r>
+              <m:t>I</m:t>
+            </m:r>
+          </m:e>
+          <m:sub>
+            <m:r>
+              <m:t>D</m:t>
+            </m:r>
+          </m:sub>
+        </m:sSub>
+      </m:oMath>
+      <w:r>
+        <w:rPr>
+          <w:rFonts w:ascii="Times New Roman" w:hAnsi="Times New Roman" w:cs="Times New Roman" w:eastAsia="Times New Roman"/>
+          <w:b w:val="0"/>
+          <w:i w:val="0"/>
+          <w:sz w:val="20"/>
+        </w:rPr>
+        <w:t xml:space="preserve"> versus the source voltage </w:t>
+      </w:r>
+      <m:oMath>
+        <m:sSub>
+          <m:e>
+            <m:r>
+              <m:t>V</m:t>
+            </m:r>
+          </m:e>
+          <m:sub>
+            <m:r>
+              <m:t>1</m:t>
+            </m:r>
+          </m:sub>
+        </m:sSub>
+      </m:oMath>
+      <w:r>
+        <w:rPr>
+          <w:rFonts w:ascii="Times New Roman" w:hAnsi="Times New Roman" w:cs="Times New Roman" w:eastAsia="Times New Roman"/>
+          <w:b w:val="0"/>
+          <w:i w:val="0"/>
+          <w:sz w:val="20"/>
+        </w:rPr>
+        <w:t xml:space="preserve"> of the gate divider (LTspice; cihaz seri no: TOBB-7K3Q-0421)</w:t>
+      </w:r>
+    </w:p>
+    <w:p>
       <w:pPr>
         <w:keepNext/>
         <w:spacing w:line="240" w:lineRule="auto" w:after="80"/>
@@ -11340,7 +13023,608 @@
           <w:i w:val="0"/>
           <w:sz w:val="20"/>
         </w:rPr>
-        <w:t>Tablo 4.2.1  El hesabı ile SPICE</w:t>
+        <w:t xml:space="preserve">Tablo 4.2.1  </w:t>
+      </w:r>
+      <w:r>
+        <w:rPr>
+          <w:rFonts w:ascii="Times New Roman" w:hAnsi="Times New Roman" w:cs="Times New Roman" w:eastAsia="Times New Roman"/>
+          <w:b w:val="0"/>
+          <w:i w:val="0"/>
+          <w:sz w:val="20"/>
+        </w:rPr>
+        <w:t>Şekil 4.2.2</w:t>
+      </w:r>
+      <w:r>
+        <w:rPr>
+          <w:rFonts w:ascii="Times New Roman" w:hAnsi="Times New Roman" w:cs="Times New Roman" w:eastAsia="Times New Roman"/>
+          <w:b w:val="0"/>
+          <w:i w:val="0"/>
+          <w:sz w:val="20"/>
+        </w:rPr>
+        <w:t xml:space="preserve"> imleç değerleri ve aynı x'te ngspice değerleri</w:t>
+      </w:r>
+    </w:p>
+    <w:tbl>
+      <w:tblPr>
+        <w:tblW w:type="auto" w:w="0"/>
+        <w:jc w:val="center"/>
+        <w:tblLayout w:type="fixed"/>
+        <w:tblLook w:firstColumn="1" w:firstRow="1" w:lastColumn="0" w:lastRow="0" w:noHBand="0" w:noVBand="1" w:val="04A0"/>
+      </w:tblPr>
+      <w:tblGrid>
+        <w:gridCol w:w="794"/>
+        <w:gridCol w:w="1928"/>
+        <w:gridCol w:w="1247"/>
+        <w:gridCol w:w="1701"/>
+        <w:gridCol w:w="1701"/>
+        <w:gridCol w:w="1474"/>
+      </w:tblGrid>
+      <w:tr>
+        <w:trPr>
+          <w:tblHeader/>
+          <w:cantSplit/>
+        </w:trPr>
+        <w:tc>
+          <w:tcPr>
+            <w:tcW w:type="dxa" w:w="794"/>
+            <w:tcBorders>
+              <w:top w:val="single" w:sz="4" w:space="0" w:color="000000"/>
+              <w:left w:val="single" w:sz="4" w:space="0" w:color="000000"/>
+              <w:bottom w:val="single" w:sz="4" w:space="0" w:color="000000"/>
+              <w:right w:val="single" w:sz="4" w:space="0" w:color="000000"/>
+            </w:tcBorders>
+            <w:shd w:val="clear" w:color="auto" w:fill="D9D9D9"/>
+          </w:tcPr>
+          <w:p>
+            <w:pPr>
+              <w:keepNext/>
+              <w:spacing w:line="240" w:lineRule="auto" w:after="20"/>
+              <w:jc w:val="left"/>
+            </w:pPr>
+            <w:r>
+              <w:rPr>
+                <w:rFonts w:ascii="Times New Roman" w:hAnsi="Times New Roman" w:cs="Times New Roman" w:eastAsia="Times New Roman"/>
+                <w:b/>
+                <w:i w:val="0"/>
+                <w:sz w:val="17"/>
+              </w:rPr>
+              <w:t>İmleç</w:t>
+            </w:r>
+          </w:p>
+        </w:tc>
+        <w:tc>
+          <w:tcPr>
+            <w:tcW w:type="dxa" w:w="1928"/>
+            <w:tcBorders>
+              <w:top w:val="single" w:sz="4" w:space="0" w:color="000000"/>
+              <w:left w:val="single" w:sz="4" w:space="0" w:color="000000"/>
+              <w:bottom w:val="single" w:sz="4" w:space="0" w:color="000000"/>
+              <w:right w:val="single" w:sz="4" w:space="0" w:color="000000"/>
+            </w:tcBorders>
+            <w:shd w:val="clear" w:color="auto" w:fill="D9D9D9"/>
+          </w:tcPr>
+          <w:p>
+            <w:pPr>
+              <w:keepNext/>
+              <w:spacing w:line="240" w:lineRule="auto" w:after="20"/>
+              <w:jc w:val="center"/>
+            </w:pPr>
+            <w:r>
+              <w:rPr>
+                <w:rFonts w:ascii="Times New Roman" w:hAnsi="Times New Roman" w:cs="Times New Roman" w:eastAsia="Times New Roman"/>
+                <w:b/>
+                <w:i w:val="0"/>
+                <w:sz w:val="17"/>
+              </w:rPr>
+              <w:t>x koordinatı</w:t>
+            </w:r>
+          </w:p>
+        </w:tc>
+        <w:tc>
+          <w:tcPr>
+            <w:tcW w:type="dxa" w:w="1247"/>
+            <w:tcBorders>
+              <w:top w:val="single" w:sz="4" w:space="0" w:color="000000"/>
+              <w:left w:val="single" w:sz="4" w:space="0" w:color="000000"/>
+              <w:bottom w:val="single" w:sz="4" w:space="0" w:color="000000"/>
+              <w:right w:val="single" w:sz="4" w:space="0" w:color="000000"/>
+            </w:tcBorders>
+            <w:shd w:val="clear" w:color="auto" w:fill="D9D9D9"/>
+          </w:tcPr>
+          <w:p>
+            <w:pPr>
+              <w:keepNext/>
+              <w:spacing w:line="240" w:lineRule="auto" w:after="20"/>
+              <w:jc w:val="center"/>
+            </w:pPr>
+            <w:r>
+              <w:rPr>
+                <w:rFonts w:ascii="Times New Roman" w:hAnsi="Times New Roman" w:cs="Times New Roman" w:eastAsia="Times New Roman"/>
+                <w:b/>
+                <w:i w:val="0"/>
+                <w:sz w:val="17"/>
+              </w:rPr>
+              <w:t>Büyüklük</w:t>
+            </w:r>
+          </w:p>
+        </w:tc>
+        <w:tc>
+          <w:tcPr>
+            <w:tcW w:type="dxa" w:w="1701"/>
+            <w:tcBorders>
+              <w:top w:val="single" w:sz="4" w:space="0" w:color="000000"/>
+              <w:left w:val="single" w:sz="4" w:space="0" w:color="000000"/>
+              <w:bottom w:val="single" w:sz="4" w:space="0" w:color="000000"/>
+              <w:right w:val="single" w:sz="4" w:space="0" w:color="000000"/>
+            </w:tcBorders>
+            <w:shd w:val="clear" w:color="auto" w:fill="D9D9D9"/>
+          </w:tcPr>
+          <w:p>
+            <w:pPr>
+              <w:keepNext/>
+              <w:spacing w:line="240" w:lineRule="auto" w:after="20"/>
+              <w:jc w:val="center"/>
+            </w:pPr>
+            <w:r>
+              <w:rPr>
+                <w:rFonts w:ascii="Times New Roman" w:hAnsi="Times New Roman" w:cs="Times New Roman" w:eastAsia="Times New Roman"/>
+                <w:b/>
+                <w:i w:val="0"/>
+                <w:sz w:val="17"/>
+              </w:rPr>
+              <w:t>LTspice</w:t>
+            </w:r>
+          </w:p>
+        </w:tc>
+        <w:tc>
+          <w:tcPr>
+            <w:tcW w:type="dxa" w:w="1701"/>
+            <w:tcBorders>
+              <w:top w:val="single" w:sz="4" w:space="0" w:color="000000"/>
+              <w:left w:val="single" w:sz="4" w:space="0" w:color="000000"/>
+              <w:bottom w:val="single" w:sz="4" w:space="0" w:color="000000"/>
+              <w:right w:val="single" w:sz="4" w:space="0" w:color="000000"/>
+            </w:tcBorders>
+            <w:shd w:val="clear" w:color="auto" w:fill="D9D9D9"/>
+          </w:tcPr>
+          <w:p>
+            <w:pPr>
+              <w:keepNext/>
+              <w:spacing w:line="240" w:lineRule="auto" w:after="20"/>
+              <w:jc w:val="center"/>
+            </w:pPr>
+            <w:r>
+              <w:rPr>
+                <w:rFonts w:ascii="Times New Roman" w:hAnsi="Times New Roman" w:cs="Times New Roman" w:eastAsia="Times New Roman"/>
+                <w:b/>
+                <w:i w:val="0"/>
+                <w:sz w:val="17"/>
+              </w:rPr>
+              <w:t>ngspice</w:t>
+            </w:r>
+          </w:p>
+        </w:tc>
+        <w:tc>
+          <w:tcPr>
+            <w:tcW w:type="dxa" w:w="1474"/>
+            <w:tcBorders>
+              <w:top w:val="single" w:sz="4" w:space="0" w:color="000000"/>
+              <w:left w:val="single" w:sz="4" w:space="0" w:color="000000"/>
+              <w:bottom w:val="single" w:sz="4" w:space="0" w:color="000000"/>
+              <w:right w:val="single" w:sz="4" w:space="0" w:color="000000"/>
+            </w:tcBorders>
+            <w:shd w:val="clear" w:color="auto" w:fill="D9D9D9"/>
+          </w:tcPr>
+          <w:p>
+            <w:pPr>
+              <w:keepNext/>
+              <w:spacing w:line="240" w:lineRule="auto" w:after="20"/>
+              <w:jc w:val="center"/>
+            </w:pPr>
+            <w:r>
+              <w:rPr>
+                <w:rFonts w:ascii="Times New Roman" w:hAnsi="Times New Roman" w:cs="Times New Roman" w:eastAsia="Times New Roman"/>
+                <w:b/>
+                <w:i w:val="0"/>
+                <w:sz w:val="17"/>
+              </w:rPr>
+              <w:t>Fark</w:t>
+            </w:r>
+          </w:p>
+        </w:tc>
+      </w:tr>
+      <w:tr>
+        <w:trPr>
+          <w:cantSplit/>
+        </w:trPr>
+        <w:tc>
+          <w:tcPr>
+            <w:tcW w:type="dxa" w:w="794"/>
+            <w:tcBorders>
+              <w:top w:val="single" w:sz="4" w:space="0" w:color="000000"/>
+              <w:left w:val="single" w:sz="4" w:space="0" w:color="000000"/>
+              <w:bottom w:val="single" w:sz="4" w:space="0" w:color="000000"/>
+              <w:right w:val="single" w:sz="4" w:space="0" w:color="000000"/>
+            </w:tcBorders>
+          </w:tcPr>
+          <w:p>
+            <w:pPr>
+              <w:keepNext/>
+              <w:spacing w:line="240" w:lineRule="auto" w:after="20"/>
+              <w:jc w:val="left"/>
+            </w:pPr>
+            <w:r>
+              <w:rPr>
+                <w:rFonts w:ascii="Times New Roman" w:hAnsi="Times New Roman" w:cs="Times New Roman" w:eastAsia="Times New Roman"/>
+                <w:b w:val="0"/>
+                <w:i w:val="0"/>
+                <w:sz w:val="17"/>
+              </w:rPr>
+              <w:t>1</w:t>
+            </w:r>
+          </w:p>
+        </w:tc>
+        <w:tc>
+          <w:tcPr>
+            <w:tcW w:type="dxa" w:w="1928"/>
+            <w:tcBorders>
+              <w:top w:val="single" w:sz="4" w:space="0" w:color="000000"/>
+              <w:left w:val="single" w:sz="4" w:space="0" w:color="000000"/>
+              <w:bottom w:val="single" w:sz="4" w:space="0" w:color="000000"/>
+              <w:right w:val="single" w:sz="4" w:space="0" w:color="000000"/>
+            </w:tcBorders>
+          </w:tcPr>
+          <w:p>
+            <w:pPr>
+              <w:keepNext/>
+              <w:spacing w:line="240" w:lineRule="auto" w:after="20"/>
+              <w:jc w:val="center"/>
+            </w:pPr>
+            <m:oMath>
+              <m:sSub>
+                <m:e>
+                  <m:r>
+                    <m:t>V</m:t>
+                  </m:r>
+                </m:e>
+                <m:sub>
+                  <m:r>
+                    <m:t>1</m:t>
+                  </m:r>
+                </m:sub>
+              </m:sSub>
+            </m:oMath>
+            <w:r>
+              <w:rPr>
+                <w:rFonts w:ascii="Times New Roman" w:hAnsi="Times New Roman" w:cs="Times New Roman" w:eastAsia="Times New Roman"/>
+                <w:b w:val="0"/>
+                <w:i w:val="0"/>
+                <w:sz w:val="17"/>
+              </w:rPr>
+              <w:t xml:space="preserve"> = 5.0013 V</w:t>
+            </w:r>
+          </w:p>
+        </w:tc>
+        <w:tc>
+          <w:tcPr>
+            <w:tcW w:type="dxa" w:w="1247"/>
+            <w:tcBorders>
+              <w:top w:val="single" w:sz="4" w:space="0" w:color="000000"/>
+              <w:left w:val="single" w:sz="4" w:space="0" w:color="000000"/>
+              <w:bottom w:val="single" w:sz="4" w:space="0" w:color="000000"/>
+              <w:right w:val="single" w:sz="4" w:space="0" w:color="000000"/>
+            </w:tcBorders>
+          </w:tcPr>
+          <w:p>
+            <w:pPr>
+              <w:keepNext/>
+              <w:spacing w:line="240" w:lineRule="auto" w:after="20"/>
+              <w:jc w:val="center"/>
+            </w:pPr>
+            <m:oMath>
+              <m:sSub>
+                <m:e>
+                  <m:r>
+                    <m:t>I</m:t>
+                  </m:r>
+                </m:e>
+                <m:sub>
+                  <m:r>
+                    <m:t>D</m:t>
+                  </m:r>
+                </m:sub>
+              </m:sSub>
+            </m:oMath>
+          </w:p>
+        </w:tc>
+        <w:tc>
+          <w:tcPr>
+            <w:tcW w:type="dxa" w:w="1701"/>
+            <w:tcBorders>
+              <w:top w:val="single" w:sz="4" w:space="0" w:color="000000"/>
+              <w:left w:val="single" w:sz="4" w:space="0" w:color="000000"/>
+              <w:bottom w:val="single" w:sz="4" w:space="0" w:color="000000"/>
+              <w:right w:val="single" w:sz="4" w:space="0" w:color="000000"/>
+            </w:tcBorders>
+          </w:tcPr>
+          <w:p>
+            <w:pPr>
+              <w:keepNext/>
+              <w:spacing w:line="240" w:lineRule="auto" w:after="20"/>
+              <w:jc w:val="center"/>
+            </w:pPr>
+            <w:r>
+              <w:rPr>
+                <w:rFonts w:ascii="Times New Roman" w:hAnsi="Times New Roman" w:cs="Times New Roman" w:eastAsia="Times New Roman"/>
+                <w:b w:val="0"/>
+                <w:i w:val="0"/>
+                <w:sz w:val="17"/>
+              </w:rPr>
+              <w:t>154 mA</w:t>
+            </w:r>
+          </w:p>
+        </w:tc>
+        <w:tc>
+          <w:tcPr>
+            <w:tcW w:type="dxa" w:w="1701"/>
+            <w:tcBorders>
+              <w:top w:val="single" w:sz="4" w:space="0" w:color="000000"/>
+              <w:left w:val="single" w:sz="4" w:space="0" w:color="000000"/>
+              <w:bottom w:val="single" w:sz="4" w:space="0" w:color="000000"/>
+              <w:right w:val="single" w:sz="4" w:space="0" w:color="000000"/>
+            </w:tcBorders>
+          </w:tcPr>
+          <w:p>
+            <w:pPr>
+              <w:keepNext/>
+              <w:spacing w:line="240" w:lineRule="auto" w:after="20"/>
+              <w:jc w:val="center"/>
+            </w:pPr>
+            <w:r>
+              <w:rPr>
+                <w:rFonts w:ascii="Times New Roman" w:hAnsi="Times New Roman" w:cs="Times New Roman" w:eastAsia="Times New Roman"/>
+                <w:b w:val="0"/>
+                <w:i w:val="0"/>
+                <w:sz w:val="17"/>
+              </w:rPr>
+              <w:t>154 mA</w:t>
+            </w:r>
+          </w:p>
+        </w:tc>
+        <w:tc>
+          <w:tcPr>
+            <w:tcW w:type="dxa" w:w="1474"/>
+            <w:tcBorders>
+              <w:top w:val="single" w:sz="4" w:space="0" w:color="000000"/>
+              <w:left w:val="single" w:sz="4" w:space="0" w:color="000000"/>
+              <w:bottom w:val="single" w:sz="4" w:space="0" w:color="000000"/>
+              <w:right w:val="single" w:sz="4" w:space="0" w:color="000000"/>
+            </w:tcBorders>
+          </w:tcPr>
+          <w:p>
+            <w:pPr>
+              <w:keepNext/>
+              <w:spacing w:line="240" w:lineRule="auto" w:after="20"/>
+              <w:jc w:val="center"/>
+            </w:pPr>
+            <w:r>
+              <w:rPr>
+                <w:rFonts w:ascii="Times New Roman" w:hAnsi="Times New Roman" w:cs="Times New Roman" w:eastAsia="Times New Roman"/>
+                <w:b w:val="0"/>
+                <w:i w:val="0"/>
+                <w:sz w:val="17"/>
+              </w:rPr>
+              <w:t>+0.000%</w:t>
+            </w:r>
+          </w:p>
+        </w:tc>
+      </w:tr>
+      <w:tr>
+        <w:trPr>
+          <w:cantSplit/>
+        </w:trPr>
+        <w:tc>
+          <w:tcPr>
+            <w:tcW w:type="dxa" w:w="794"/>
+            <w:tcBorders>
+              <w:top w:val="single" w:sz="4" w:space="0" w:color="000000"/>
+              <w:left w:val="single" w:sz="4" w:space="0" w:color="000000"/>
+              <w:bottom w:val="single" w:sz="4" w:space="0" w:color="000000"/>
+              <w:right w:val="single" w:sz="4" w:space="0" w:color="000000"/>
+            </w:tcBorders>
+          </w:tcPr>
+          <w:p>
+            <w:pPr>
+              <w:keepNext w:val="0"/>
+              <w:spacing w:line="240" w:lineRule="auto" w:after="20"/>
+              <w:jc w:val="left"/>
+            </w:pPr>
+            <w:r>
+              <w:rPr>
+                <w:rFonts w:ascii="Times New Roman" w:hAnsi="Times New Roman" w:cs="Times New Roman" w:eastAsia="Times New Roman"/>
+                <w:b w:val="0"/>
+                <w:i w:val="0"/>
+                <w:sz w:val="17"/>
+              </w:rPr>
+              <w:t>2</w:t>
+            </w:r>
+          </w:p>
+        </w:tc>
+        <w:tc>
+          <w:tcPr>
+            <w:tcW w:type="dxa" w:w="1928"/>
+            <w:tcBorders>
+              <w:top w:val="single" w:sz="4" w:space="0" w:color="000000"/>
+              <w:left w:val="single" w:sz="4" w:space="0" w:color="000000"/>
+              <w:bottom w:val="single" w:sz="4" w:space="0" w:color="000000"/>
+              <w:right w:val="single" w:sz="4" w:space="0" w:color="000000"/>
+            </w:tcBorders>
+          </w:tcPr>
+          <w:p>
+            <w:pPr>
+              <w:keepNext w:val="0"/>
+              <w:spacing w:line="240" w:lineRule="auto" w:after="20"/>
+              <w:jc w:val="center"/>
+            </w:pPr>
+            <m:oMath>
+              <m:sSub>
+                <m:e>
+                  <m:r>
+                    <m:t>V</m:t>
+                  </m:r>
+                </m:e>
+                <m:sub>
+                  <m:r>
+                    <m:t>1</m:t>
+                  </m:r>
+                </m:sub>
+              </m:sSub>
+            </m:oMath>
+            <w:r>
+              <w:rPr>
+                <w:rFonts w:ascii="Times New Roman" w:hAnsi="Times New Roman" w:cs="Times New Roman" w:eastAsia="Times New Roman"/>
+                <w:b w:val="0"/>
+                <w:i w:val="0"/>
+                <w:sz w:val="17"/>
+              </w:rPr>
+              <w:t xml:space="preserve"> = 10.0026 V</w:t>
+            </w:r>
+          </w:p>
+        </w:tc>
+        <w:tc>
+          <w:tcPr>
+            <w:tcW w:type="dxa" w:w="1247"/>
+            <w:tcBorders>
+              <w:top w:val="single" w:sz="4" w:space="0" w:color="000000"/>
+              <w:left w:val="single" w:sz="4" w:space="0" w:color="000000"/>
+              <w:bottom w:val="single" w:sz="4" w:space="0" w:color="000000"/>
+              <w:right w:val="single" w:sz="4" w:space="0" w:color="000000"/>
+            </w:tcBorders>
+          </w:tcPr>
+          <w:p>
+            <w:pPr>
+              <w:keepNext w:val="0"/>
+              <w:spacing w:line="240" w:lineRule="auto" w:after="20"/>
+              <w:jc w:val="center"/>
+            </w:pPr>
+            <m:oMath>
+              <m:sSub>
+                <m:e>
+                  <m:r>
+                    <m:t>I</m:t>
+                  </m:r>
+                </m:e>
+                <m:sub>
+                  <m:r>
+                    <m:t>D</m:t>
+                  </m:r>
+                </m:sub>
+              </m:sSub>
+            </m:oMath>
+          </w:p>
+        </w:tc>
+        <w:tc>
+          <w:tcPr>
+            <w:tcW w:type="dxa" w:w="1701"/>
+            <w:tcBorders>
+              <w:top w:val="single" w:sz="4" w:space="0" w:color="000000"/>
+              <w:left w:val="single" w:sz="4" w:space="0" w:color="000000"/>
+              <w:bottom w:val="single" w:sz="4" w:space="0" w:color="000000"/>
+              <w:right w:val="single" w:sz="4" w:space="0" w:color="000000"/>
+            </w:tcBorders>
+          </w:tcPr>
+          <w:p>
+            <w:pPr>
+              <w:keepNext w:val="0"/>
+              <w:spacing w:line="240" w:lineRule="auto" w:after="20"/>
+              <w:jc w:val="center"/>
+            </w:pPr>
+            <w:r>
+              <w:rPr>
+                <w:rFonts w:ascii="Times New Roman" w:hAnsi="Times New Roman" w:cs="Times New Roman" w:eastAsia="Times New Roman"/>
+                <w:b w:val="0"/>
+                <w:i w:val="0"/>
+                <w:sz w:val="17"/>
+              </w:rPr>
+              <w:t>900.05 mA</w:t>
+            </w:r>
+          </w:p>
+        </w:tc>
+        <w:tc>
+          <w:tcPr>
+            <w:tcW w:type="dxa" w:w="1701"/>
+            <w:tcBorders>
+              <w:top w:val="single" w:sz="4" w:space="0" w:color="000000"/>
+              <w:left w:val="single" w:sz="4" w:space="0" w:color="000000"/>
+              <w:bottom w:val="single" w:sz="4" w:space="0" w:color="000000"/>
+              <w:right w:val="single" w:sz="4" w:space="0" w:color="000000"/>
+            </w:tcBorders>
+          </w:tcPr>
+          <w:p>
+            <w:pPr>
+              <w:keepNext w:val="0"/>
+              <w:spacing w:line="240" w:lineRule="auto" w:after="20"/>
+              <w:jc w:val="center"/>
+            </w:pPr>
+            <w:r>
+              <w:rPr>
+                <w:rFonts w:ascii="Times New Roman" w:hAnsi="Times New Roman" w:cs="Times New Roman" w:eastAsia="Times New Roman"/>
+                <w:b w:val="0"/>
+                <w:i w:val="0"/>
+                <w:sz w:val="17"/>
+              </w:rPr>
+              <w:t>900.05 mA</w:t>
+            </w:r>
+          </w:p>
+        </w:tc>
+        <w:tc>
+          <w:tcPr>
+            <w:tcW w:type="dxa" w:w="1474"/>
+            <w:tcBorders>
+              <w:top w:val="single" w:sz="4" w:space="0" w:color="000000"/>
+              <w:left w:val="single" w:sz="4" w:space="0" w:color="000000"/>
+              <w:bottom w:val="single" w:sz="4" w:space="0" w:color="000000"/>
+              <w:right w:val="single" w:sz="4" w:space="0" w:color="000000"/>
+            </w:tcBorders>
+          </w:tcPr>
+          <w:p>
+            <w:pPr>
+              <w:keepNext w:val="0"/>
+              <w:spacing w:line="240" w:lineRule="auto" w:after="20"/>
+              <w:jc w:val="center"/>
+            </w:pPr>
+            <w:r>
+              <w:rPr>
+                <w:rFonts w:ascii="Times New Roman" w:hAnsi="Times New Roman" w:cs="Times New Roman" w:eastAsia="Times New Roman"/>
+                <w:b w:val="0"/>
+                <w:i w:val="0"/>
+                <w:sz w:val="17"/>
+              </w:rPr>
+              <w:t>-0.000%</w:t>
+            </w:r>
+          </w:p>
+        </w:tc>
+      </w:tr>
+    </w:tbl>
+    <w:p>
+      <w:pPr>
+        <w:spacing w:after="120"/>
+      </w:pPr>
+    </w:p>
+    <w:p>
+      <w:pPr>
+        <w:keepNext/>
+        <w:spacing w:line="240" w:lineRule="auto" w:after="80"/>
+        <w:jc w:val="center"/>
+      </w:pPr>
+      <w:r>
+        <w:rPr>
+          <w:rFonts w:ascii="Times New Roman" w:hAnsi="Times New Roman" w:cs="Times New Roman" w:eastAsia="Times New Roman"/>
+          <w:b w:val="0"/>
+          <w:i w:val="0"/>
+          <w:sz w:val="20"/>
+        </w:rPr>
+        <w:t>Tablo 4.2.2  El hesabı ile SPICE</w:t>
       </w:r>
     </w:p>
     <w:tbl>

--- a/ele224l_on_calisma/out/TR_Deney2_Ogretici_Rehber.docx
+++ b/ele224l_on_calisma/out/TR_Deney2_Ogretici_Rehber.docx
@@ -4,46 +4,92 @@
   <w:body>
     <w:p>
       <w:pPr>
-        <w:spacing w:line="276" w:lineRule="auto" w:after="40"/>
+        <w:jc w:val="center"/>
+      </w:pPr>
+      <w:r>
+        <w:drawing>
+          <wp:inline xmlns:a="http://schemas.openxmlformats.org/drawingml/2006/main" xmlns:pic="http://schemas.openxmlformats.org/drawingml/2006/picture">
+            <wp:extent cx="5580000" cy="2072571"/>
+            <wp:docPr id="1" name="Picture 1"/>
+            <wp:cNvGraphicFramePr>
+              <a:graphicFrameLocks noChangeAspect="1"/>
+            </wp:cNvGraphicFramePr>
+            <a:graphic>
+              <a:graphicData uri="http://schemas.openxmlformats.org/drawingml/2006/picture">
+                <pic:pic>
+                  <pic:nvPicPr>
+                    <pic:cNvPr id="0" name="cover_banner.png"/>
+                    <pic:cNvPicPr/>
+                  </pic:nvPicPr>
+                  <pic:blipFill>
+                    <a:blip r:embed="rId10"/>
+                    <a:stretch>
+                      <a:fillRect/>
+                    </a:stretch>
+                  </pic:blipFill>
+                  <pic:spPr>
+                    <a:xfrm>
+                      <a:off x="0" y="0"/>
+                      <a:ext cx="5580000" cy="2072571"/>
+                    </a:xfrm>
+                    <a:prstGeom prst="rect"/>
+                  </pic:spPr>
+                </pic:pic>
+              </a:graphicData>
+            </a:graphic>
+          </wp:inline>
+        </w:drawing>
+      </w:r>
+    </w:p>
+    <w:p/>
+    <w:p/>
+    <w:p/>
+    <w:p>
+      <w:pPr>
+        <w:spacing w:line="276" w:lineRule="auto" w:after="160"/>
         <w:jc w:val="center"/>
       </w:pPr>
       <w:r>
         <w:rPr>
           <w:rFonts w:ascii="Times New Roman" w:hAnsi="Times New Roman" w:cs="Times New Roman" w:eastAsia="Times New Roman"/>
           <w:b/>
-          <w:sz w:val="30"/>
+          <w:sz w:val="34"/>
         </w:rPr>
         <w:t>Deney 2 – Ön Çalışma Öğretici Rehberi</w:t>
       </w:r>
     </w:p>
     <w:p>
       <w:pPr>
-        <w:spacing w:line="276" w:lineRule="auto" w:after="40"/>
+        <w:spacing w:line="276" w:lineRule="auto" w:after="160"/>
         <w:jc w:val="center"/>
       </w:pPr>
       <w:r>
         <w:rPr>
           <w:rFonts w:ascii="Times New Roman" w:hAnsi="Times New Roman" w:cs="Times New Roman" w:eastAsia="Times New Roman"/>
           <w:b w:val="0"/>
-          <w:sz w:val="24"/>
+          <w:sz w:val="28"/>
         </w:rPr>
         <w:t>MOSFET Devreleri (ELE 224L Elektronik Devreler Laboratuvarı)</w:t>
       </w:r>
     </w:p>
     <w:p>
       <w:pPr>
-        <w:spacing w:line="276" w:lineRule="auto" w:after="40"/>
+        <w:spacing w:line="276" w:lineRule="auto" w:after="160"/>
         <w:jc w:val="center"/>
       </w:pPr>
       <w:r>
         <w:rPr>
           <w:rFonts w:ascii="Times New Roman" w:hAnsi="Times New Roman" w:cs="Times New Roman" w:eastAsia="Times New Roman"/>
           <w:b w:val="0"/>
-          <w:sz w:val="22"/>
+          <w:sz w:val="26"/>
         </w:rPr>
         <w:t>Bu belge SADECE ÖĞRENMEK içindir; teslim edilecek metin İngilizce rapordur.</w:t>
       </w:r>
     </w:p>
+    <w:p/>
+    <w:p/>
+    <w:p/>
+    <w:p/>
     <w:tbl>
       <w:tblPr>
         <w:tblW w:type="auto" w:w="0"/>
@@ -67,13 +113,13 @@
           </w:tcPr>
           <w:p>
             <w:pPr>
-              <w:spacing w:line="276" w:lineRule="auto"/>
+              <w:spacing w:line="360" w:lineRule="auto"/>
             </w:pPr>
             <w:r>
               <w:rPr>
                 <w:rFonts w:ascii="Times New Roman" w:hAnsi="Times New Roman" w:cs="Times New Roman" w:eastAsia="Times New Roman"/>
                 <w:b/>
-                <w:sz w:val="24"/>
+                <w:sz w:val="26"/>
               </w:rPr>
               <w:t>Ad Soyad</w:t>
             </w:r>
@@ -91,14 +137,15 @@
           </w:tcPr>
           <w:p>
             <w:pPr>
-              <w:spacing w:line="276" w:lineRule="auto"/>
+              <w:spacing w:line="360" w:lineRule="auto"/>
             </w:pPr>
             <w:r>
               <w:rPr>
                 <w:rFonts w:ascii="Times New Roman" w:hAnsi="Times New Roman" w:cs="Times New Roman" w:eastAsia="Times New Roman"/>
                 <w:b w:val="0"/>
-                <w:sz w:val="24"/>
+                <w:sz w:val="26"/>
               </w:rPr>
+              <w:t>Beşir Kerem Üstüntürk</w:t>
             </w:r>
           </w:p>
         </w:tc>
@@ -116,13 +163,13 @@
           </w:tcPr>
           <w:p>
             <w:pPr>
-              <w:spacing w:line="276" w:lineRule="auto"/>
+              <w:spacing w:line="360" w:lineRule="auto"/>
             </w:pPr>
             <w:r>
               <w:rPr>
                 <w:rFonts w:ascii="Times New Roman" w:hAnsi="Times New Roman" w:cs="Times New Roman" w:eastAsia="Times New Roman"/>
                 <w:b/>
-                <w:sz w:val="24"/>
+                <w:sz w:val="26"/>
               </w:rPr>
               <w:t>Numara</w:t>
             </w:r>
@@ -140,14 +187,15 @@
           </w:tcPr>
           <w:p>
             <w:pPr>
-              <w:spacing w:line="276" w:lineRule="auto"/>
+              <w:spacing w:line="360" w:lineRule="auto"/>
             </w:pPr>
             <w:r>
               <w:rPr>
                 <w:rFonts w:ascii="Times New Roman" w:hAnsi="Times New Roman" w:cs="Times New Roman" w:eastAsia="Times New Roman"/>
                 <w:b w:val="0"/>
-                <w:sz w:val="24"/>
+                <w:sz w:val="26"/>
               </w:rPr>
+              <w:t>251201037</w:t>
             </w:r>
           </w:p>
         </w:tc>
@@ -165,13 +213,13 @@
           </w:tcPr>
           <w:p>
             <w:pPr>
-              <w:spacing w:line="276" w:lineRule="auto"/>
+              <w:spacing w:line="360" w:lineRule="auto"/>
             </w:pPr>
             <w:r>
               <w:rPr>
                 <w:rFonts w:ascii="Times New Roman" w:hAnsi="Times New Roman" w:cs="Times New Roman" w:eastAsia="Times New Roman"/>
                 <w:b/>
-                <w:sz w:val="24"/>
+                <w:sz w:val="26"/>
               </w:rPr>
               <w:t>Tarih</w:t>
             </w:r>
@@ -189,20 +237,25 @@
           </w:tcPr>
           <w:p>
             <w:pPr>
-              <w:spacing w:line="276" w:lineRule="auto"/>
+              <w:spacing w:line="360" w:lineRule="auto"/>
             </w:pPr>
             <w:r>
               <w:rPr>
                 <w:rFonts w:ascii="Times New Roman" w:hAnsi="Times New Roman" w:cs="Times New Roman" w:eastAsia="Times New Roman"/>
                 <w:b w:val="0"/>
-                <w:sz w:val="24"/>
+                <w:sz w:val="26"/>
               </w:rPr>
+              <w:t>11 Ekim 2026</w:t>
             </w:r>
           </w:p>
         </w:tc>
       </w:tr>
     </w:tbl>
-    <w:p/>
+    <w:p>
+      <w:r>
+        <w:br w:type="page"/>
+      </w:r>
+    </w:p>
     <w:p>
       <w:pPr>
         <w:keepNext/>
@@ -3521,7 +3574,7 @@
         <w:drawing>
           <wp:inline xmlns:a="http://schemas.openxmlformats.org/drawingml/2006/main" xmlns:pic="http://schemas.openxmlformats.org/drawingml/2006/picture">
             <wp:extent cx="3960000" cy="2436923"/>
-            <wp:docPr id="1" name="Picture 1"/>
+            <wp:docPr id="2" name="Picture 2"/>
             <wp:cNvGraphicFramePr>
               <a:graphicFrameLocks noChangeAspect="1"/>
             </wp:cNvGraphicFramePr>
@@ -3533,7 +3586,7 @@
                     <pic:cNvPicPr/>
                   </pic:nvPicPr>
                   <pic:blipFill>
-                    <a:blip r:embed="rId10"/>
+                    <a:blip r:embed="rId11"/>
                     <a:stretch>
                       <a:fillRect/>
                     </a:stretch>
@@ -3643,7 +3696,7 @@
         <w:drawing>
           <wp:inline xmlns:a="http://schemas.openxmlformats.org/drawingml/2006/main" xmlns:pic="http://schemas.openxmlformats.org/drawingml/2006/picture">
             <wp:extent cx="5400000" cy="2896364"/>
-            <wp:docPr id="2" name="Picture 2"/>
+            <wp:docPr id="3" name="Picture 3"/>
             <wp:cNvGraphicFramePr>
               <a:graphicFrameLocks noChangeAspect="1"/>
             </wp:cNvGraphicFramePr>
@@ -3655,7 +3708,7 @@
                     <pic:cNvPicPr/>
                   </pic:nvPicPr>
                   <pic:blipFill>
-                    <a:blip r:embed="rId11"/>
+                    <a:blip r:embed="rId12"/>
                     <a:stretch>
                       <a:fillRect/>
                     </a:stretch>
@@ -3857,7 +3910,7 @@
         <w:drawing>
           <wp:inline xmlns:a="http://schemas.openxmlformats.org/drawingml/2006/main" xmlns:pic="http://schemas.openxmlformats.org/drawingml/2006/picture">
             <wp:extent cx="2700000" cy="1952964"/>
-            <wp:docPr id="3" name="Picture 3"/>
+            <wp:docPr id="4" name="Picture 4"/>
             <wp:cNvGraphicFramePr>
               <a:graphicFrameLocks noChangeAspect="1"/>
             </wp:cNvGraphicFramePr>
@@ -3869,7 +3922,7 @@
                     <pic:cNvPicPr/>
                   </pic:nvPicPr>
                   <pic:blipFill>
-                    <a:blip r:embed="rId12"/>
+                    <a:blip r:embed="rId13"/>
                     <a:stretch>
                       <a:fillRect/>
                     </a:stretch>
@@ -5307,7 +5360,7 @@
         <w:drawing>
           <wp:inline xmlns:a="http://schemas.openxmlformats.org/drawingml/2006/main" xmlns:pic="http://schemas.openxmlformats.org/drawingml/2006/picture">
             <wp:extent cx="5040000" cy="2226977"/>
-            <wp:docPr id="4" name="Picture 4"/>
+            <wp:docPr id="5" name="Picture 5"/>
             <wp:cNvGraphicFramePr>
               <a:graphicFrameLocks noChangeAspect="1"/>
             </wp:cNvGraphicFramePr>
@@ -5319,7 +5372,7 @@
                     <pic:cNvPicPr/>
                   </pic:nvPicPr>
                   <pic:blipFill>
-                    <a:blip r:embed="rId13"/>
+                    <a:blip r:embed="rId14"/>
                     <a:stretch>
                       <a:fillRect/>
                     </a:stretch>
@@ -5466,7 +5519,7 @@
         <w:drawing>
           <wp:inline xmlns:a="http://schemas.openxmlformats.org/drawingml/2006/main" xmlns:pic="http://schemas.openxmlformats.org/drawingml/2006/picture">
             <wp:extent cx="3960000" cy="2562353"/>
-            <wp:docPr id="5" name="Picture 5"/>
+            <wp:docPr id="6" name="Picture 6"/>
             <wp:cNvGraphicFramePr>
               <a:graphicFrameLocks noChangeAspect="1"/>
             </wp:cNvGraphicFramePr>
@@ -5478,7 +5531,7 @@
                     <pic:cNvPicPr/>
                   </pic:nvPicPr>
                   <pic:blipFill>
-                    <a:blip r:embed="rId14"/>
+                    <a:blip r:embed="rId15"/>
                     <a:stretch>
                       <a:fillRect/>
                     </a:stretch>
@@ -5603,7 +5656,7 @@
         <w:drawing>
           <wp:inline xmlns:a="http://schemas.openxmlformats.org/drawingml/2006/main" xmlns:pic="http://schemas.openxmlformats.org/drawingml/2006/picture">
             <wp:extent cx="3960000" cy="2562353"/>
-            <wp:docPr id="6" name="Picture 6"/>
+            <wp:docPr id="7" name="Picture 7"/>
             <wp:cNvGraphicFramePr>
               <a:graphicFrameLocks noChangeAspect="1"/>
             </wp:cNvGraphicFramePr>
@@ -5615,7 +5668,7 @@
                     <pic:cNvPicPr/>
                   </pic:nvPicPr>
                   <pic:blipFill>
-                    <a:blip r:embed="rId15"/>
+                    <a:blip r:embed="rId16"/>
                     <a:stretch>
                       <a:fillRect/>
                     </a:stretch>
@@ -5776,7 +5829,7 @@
         <w:drawing>
           <wp:inline xmlns:a="http://schemas.openxmlformats.org/drawingml/2006/main" xmlns:pic="http://schemas.openxmlformats.org/drawingml/2006/picture">
             <wp:extent cx="5580000" cy="3487500"/>
-            <wp:docPr id="7" name="Picture 7"/>
+            <wp:docPr id="8" name="Picture 8"/>
             <wp:cNvGraphicFramePr>
               <a:graphicFrameLocks noChangeAspect="1"/>
             </wp:cNvGraphicFramePr>
@@ -5788,7 +5841,7 @@
                     <pic:cNvPicPr/>
                   </pic:nvPicPr>
                   <pic:blipFill>
-                    <a:blip r:embed="rId16"/>
+                    <a:blip r:embed="rId17"/>
                     <a:stretch>
                       <a:fillRect/>
                     </a:stretch>
@@ -6543,7 +6596,7 @@
         <w:drawing>
           <wp:inline xmlns:a="http://schemas.openxmlformats.org/drawingml/2006/main" xmlns:pic="http://schemas.openxmlformats.org/drawingml/2006/picture">
             <wp:extent cx="5580000" cy="3487500"/>
-            <wp:docPr id="8" name="Picture 8"/>
+            <wp:docPr id="9" name="Picture 9"/>
             <wp:cNvGraphicFramePr>
               <a:graphicFrameLocks noChangeAspect="1"/>
             </wp:cNvGraphicFramePr>
@@ -6555,7 +6608,7 @@
                     <pic:cNvPicPr/>
                   </pic:nvPicPr>
                   <pic:blipFill>
-                    <a:blip r:embed="rId17"/>
+                    <a:blip r:embed="rId18"/>
                     <a:stretch>
                       <a:fillRect/>
                     </a:stretch>
@@ -12714,7 +12767,7 @@
         <w:drawing>
           <wp:inline xmlns:a="http://schemas.openxmlformats.org/drawingml/2006/main" xmlns:pic="http://schemas.openxmlformats.org/drawingml/2006/picture">
             <wp:extent cx="5580000" cy="2181273"/>
-            <wp:docPr id="9" name="Picture 9"/>
+            <wp:docPr id="10" name="Picture 10"/>
             <wp:cNvGraphicFramePr>
               <a:graphicFrameLocks noChangeAspect="1"/>
             </wp:cNvGraphicFramePr>
@@ -12726,7 +12779,7 @@
                     <pic:cNvPicPr/>
                   </pic:nvPicPr>
                   <pic:blipFill>
-                    <a:blip r:embed="rId18"/>
+                    <a:blip r:embed="rId19"/>
                     <a:stretch>
                       <a:fillRect/>
                     </a:stretch>
@@ -12918,7 +12971,7 @@
         <w:drawing>
           <wp:inline xmlns:a="http://schemas.openxmlformats.org/drawingml/2006/main" xmlns:pic="http://schemas.openxmlformats.org/drawingml/2006/picture">
             <wp:extent cx="5580000" cy="3487500"/>
-            <wp:docPr id="10" name="Picture 10"/>
+            <wp:docPr id="11" name="Picture 11"/>
             <wp:cNvGraphicFramePr>
               <a:graphicFrameLocks noChangeAspect="1"/>
             </wp:cNvGraphicFramePr>
@@ -12930,7 +12983,7 @@
                     <pic:cNvPicPr/>
                   </pic:nvPicPr>
                   <pic:blipFill>
-                    <a:blip r:embed="rId19"/>
+                    <a:blip r:embed="rId20"/>
                     <a:stretch>
                       <a:fillRect/>
                     </a:stretch>
@@ -17171,6 +17224,605 @@
         <w:t xml:space="preserve"> V'luk bir parça 174 mA, 3 V'luk bir parça 0 mA verir.</w:t>
       </w:r>
     </w:p>
+    <w:p>
+      <w:pPr>
+        <w:keepNext/>
+        <w:spacing w:before="240" w:after="120"/>
+      </w:pPr>
+      <w:r>
+        <w:rPr>
+          <w:rFonts w:ascii="Times New Roman" w:hAnsi="Times New Roman" w:cs="Times New Roman" w:eastAsia="Times New Roman"/>
+          <w:b/>
+          <w:i w:val="0"/>
+          <w:sz w:val="24"/>
+        </w:rPr>
+        <w:t>7  AKLA GELEBİLECEK EK SORULAR ("YA ŞÖYLE OLSAYDI?")</w:t>
+      </w:r>
+    </w:p>
+    <w:p>
+      <w:r>
+        <w:rPr>
+          <w:rFonts w:ascii="Times New Roman" w:hAnsi="Times New Roman" w:cs="Times New Roman" w:eastAsia="Times New Roman"/>
+          <w:b w:val="0"/>
+          <w:i w:val="0"/>
+        </w:rPr>
+        <w:t>Bu bölüm, deney sırasında ya da sözlü/quiz anında akla gelebilecek ihtimalleri sayısıyla cevaplar. Hepsi bu klasördeki modellerle hesaplanmış ya da veri sayfasından alınmıştır; kendi başıma kabul ettiğim bir sayı varsa belirtilmiştir.</w:t>
+      </w:r>
+    </w:p>
+    <w:p>
+      <w:r>
+        <w:rPr>
+          <w:rFonts w:ascii="Times New Roman" w:hAnsi="Times New Roman" w:cs="Times New Roman" w:eastAsia="Times New Roman"/>
+          <w:b/>
+          <w:i w:val="0"/>
+        </w:rPr>
+        <w:t>S:</w:t>
+      </w:r>
+      <w:r>
+        <w:rPr>
+          <w:rFonts w:ascii="Times New Roman" w:hAnsi="Times New Roman" w:cs="Times New Roman" w:eastAsia="Times New Roman"/>
+          <w:b w:val="0"/>
+          <w:i w:val="0"/>
+        </w:rPr>
+        <w:t xml:space="preserve"> </w:t>
+      </w:r>
+      <m:oMath>
+        <m:sSub>
+          <m:e>
+            <m:r>
+              <m:t>V</m:t>
+            </m:r>
+          </m:e>
+          <m:sub>
+            <m:r>
+              <m:t>D</m:t>
+            </m:r>
+            <m:r>
+              <m:t>D</m:t>
+            </m:r>
+          </m:sub>
+        </m:sSub>
+      </m:oMath>
+      <w:r>
+        <w:rPr>
+          <w:rFonts w:ascii="Times New Roman" w:hAnsi="Times New Roman" w:cs="Times New Roman" w:eastAsia="Times New Roman"/>
+          <w:b w:val="0"/>
+          <w:i w:val="0"/>
+        </w:rPr>
+        <w:t>'yi 5 V yaparsam eviricinin eşiği nerede?</w:t>
+      </w:r>
+    </w:p>
+    <w:p>
+      <w:r>
+        <w:rPr>
+          <w:rFonts w:ascii="Times New Roman" w:hAnsi="Times New Roman" w:cs="Times New Roman" w:eastAsia="Times New Roman"/>
+          <w:b/>
+          <w:i w:val="0"/>
+        </w:rPr>
+        <w:t>C:</w:t>
+      </w:r>
+      <w:r>
+        <w:rPr>
+          <w:rFonts w:ascii="Times New Roman" w:hAnsi="Times New Roman" w:cs="Times New Roman" w:eastAsia="Times New Roman"/>
+          <w:b w:val="0"/>
+          <w:i w:val="0"/>
+        </w:rPr>
+        <w:t xml:space="preserve"> Formül (</w:t>
+      </w:r>
+      <m:oMath>
+        <m:r>
+          <m:t>λ</m:t>
+        </m:r>
+      </m:oMath>
+      <w:r>
+        <w:rPr>
+          <w:rFonts w:ascii="Times New Roman" w:hAnsi="Times New Roman" w:cs="Times New Roman" w:eastAsia="Times New Roman"/>
+          <w:b w:val="0"/>
+          <w:i w:val="0"/>
+        </w:rPr>
+        <w:t xml:space="preserve"> ihmal): </w:t>
+      </w:r>
+      <m:oMath>
+        <m:sSub>
+          <m:e>
+            <m:r>
+              <m:t>V</m:t>
+            </m:r>
+          </m:e>
+          <m:sub>
+            <m:r>
+              <m:t>M</m:t>
+            </m:r>
+          </m:sub>
+        </m:sSub>
+        <m:r>
+          <m:rPr>
+            <m:sty m:val="p"/>
+          </m:rPr>
+          <m:t>=</m:t>
+        </m:r>
+        <m:r>
+          <m:t>2.16</m:t>
+        </m:r>
+      </m:oMath>
+      <w:r>
+        <w:rPr>
+          <w:rFonts w:ascii="Times New Roman" w:hAnsi="Times New Roman" w:cs="Times New Roman" w:eastAsia="Times New Roman"/>
+          <w:b w:val="0"/>
+          <w:i w:val="0"/>
+        </w:rPr>
+        <w:t xml:space="preserve"> V (6 V iken 2.20 V). NMOS çok güçlü olduğundan eşik besleme gerilimine neredeyse hiç bağlı değildir; hâlâ NMOS eşiğinin biraz üstündedir.</w:t>
+      </w:r>
+    </w:p>
+    <w:p>
+      <w:r>
+        <w:rPr>
+          <w:rFonts w:ascii="Times New Roman" w:hAnsi="Times New Roman" w:cs="Times New Roman" w:eastAsia="Times New Roman"/>
+          <w:b/>
+          <w:i w:val="0"/>
+        </w:rPr>
+        <w:t>S:</w:t>
+      </w:r>
+      <w:r>
+        <w:rPr>
+          <w:rFonts w:ascii="Times New Roman" w:hAnsi="Times New Roman" w:cs="Times New Roman" w:eastAsia="Times New Roman"/>
+          <w:b w:val="0"/>
+          <w:i w:val="0"/>
+        </w:rPr>
+        <w:t xml:space="preserve"> </w:t>
+      </w:r>
+      <m:oMath>
+        <m:sSub>
+          <m:e>
+            <m:r>
+              <m:t>V</m:t>
+            </m:r>
+          </m:e>
+          <m:sub>
+            <m:r>
+              <m:t>D</m:t>
+            </m:r>
+            <m:r>
+              <m:t>D</m:t>
+            </m:r>
+          </m:sub>
+        </m:sSub>
+      </m:oMath>
+      <w:r>
+        <w:rPr>
+          <w:rFonts w:ascii="Times New Roman" w:hAnsi="Times New Roman" w:cs="Times New Roman" w:eastAsia="Times New Roman"/>
+          <w:b w:val="0"/>
+          <w:i w:val="0"/>
+        </w:rPr>
+        <w:t xml:space="preserve"> = 2 V yapsam evirici çalışır mı?</w:t>
+      </w:r>
+    </w:p>
+    <w:p>
+      <w:r>
+        <w:rPr>
+          <w:rFonts w:ascii="Times New Roman" w:hAnsi="Times New Roman" w:cs="Times New Roman" w:eastAsia="Times New Roman"/>
+          <w:b/>
+          <w:i w:val="0"/>
+        </w:rPr>
+        <w:t>C:</w:t>
+      </w:r>
+      <w:r>
+        <w:rPr>
+          <w:rFonts w:ascii="Times New Roman" w:hAnsi="Times New Roman" w:cs="Times New Roman" w:eastAsia="Times New Roman"/>
+          <w:b w:val="0"/>
+          <w:i w:val="0"/>
+        </w:rPr>
+        <w:t xml:space="preserve"> Çalışmaz: PMOS'u açmak için </w:t>
+      </w:r>
+      <m:oMath>
+        <m:sSub>
+          <m:e>
+            <m:r>
+              <m:t>V</m:t>
+            </m:r>
+          </m:e>
+          <m:sub>
+            <m:r>
+              <m:t>S</m:t>
+            </m:r>
+            <m:r>
+              <m:t>G</m:t>
+            </m:r>
+          </m:sub>
+        </m:sSub>
+        <m:r>
+          <m:rPr>
+            <m:sty m:val="p"/>
+          </m:rPr>
+          <m:t>&gt;</m:t>
+        </m:r>
+        <m:r>
+          <m:t>1</m:t>
+        </m:r>
+      </m:oMath>
+      <w:r>
+        <w:rPr>
+          <w:rFonts w:ascii="Times New Roman" w:hAnsi="Times New Roman" w:cs="Times New Roman" w:eastAsia="Times New Roman"/>
+          <w:b w:val="0"/>
+          <w:i w:val="0"/>
+        </w:rPr>
+        <w:t xml:space="preserve"> V, NMOS'u açmak için </w:t>
+      </w:r>
+      <m:oMath>
+        <m:sSub>
+          <m:e>
+            <m:r>
+              <m:t>V</m:t>
+            </m:r>
+          </m:e>
+          <m:sub>
+            <m:r>
+              <m:t>G</m:t>
+            </m:r>
+            <m:r>
+              <m:t>S</m:t>
+            </m:r>
+          </m:sub>
+        </m:sSub>
+        <m:r>
+          <m:rPr>
+            <m:sty m:val="p"/>
+          </m:rPr>
+          <m:t>&gt;</m:t>
+        </m:r>
+        <m:r>
+          <m:t>2</m:t>
+        </m:r>
+        <m:r>
+          <m:rPr>
+            <m:sty m:val="p"/>
+          </m:rPr>
+          <m:t>,</m:t>
+        </m:r>
+        <m:r>
+          <m:t>1</m:t>
+        </m:r>
+      </m:oMath>
+      <w:r>
+        <w:rPr>
+          <w:rFonts w:ascii="Times New Roman" w:hAnsi="Times New Roman" w:cs="Times New Roman" w:eastAsia="Times New Roman"/>
+          <w:b w:val="0"/>
+          <w:i w:val="0"/>
+        </w:rPr>
+        <w:t xml:space="preserve"> V gerekir; 2 V'ta NMOS hiçbir giriş değerinde tam iletmez, çıkış 0 V'a çekilemez.</w:t>
+      </w:r>
+    </w:p>
+    <w:p>
+      <w:r>
+        <w:rPr>
+          <w:rFonts w:ascii="Times New Roman" w:hAnsi="Times New Roman" w:cs="Times New Roman" w:eastAsia="Times New Roman"/>
+          <w:b/>
+          <w:i w:val="0"/>
+        </w:rPr>
+        <w:t>S:</w:t>
+      </w:r>
+      <w:r>
+        <w:rPr>
+          <w:rFonts w:ascii="Times New Roman" w:hAnsi="Times New Roman" w:cs="Times New Roman" w:eastAsia="Times New Roman"/>
+          <w:b w:val="0"/>
+          <w:i w:val="0"/>
+        </w:rPr>
+        <w:t xml:space="preserve"> BS170 ile BS250'nin yerini değiştirirsem?</w:t>
+      </w:r>
+    </w:p>
+    <w:p>
+      <w:r>
+        <w:rPr>
+          <w:rFonts w:ascii="Times New Roman" w:hAnsi="Times New Roman" w:cs="Times New Roman" w:eastAsia="Times New Roman"/>
+          <w:b/>
+          <w:i w:val="0"/>
+        </w:rPr>
+        <w:t>C:</w:t>
+      </w:r>
+      <w:r>
+        <w:rPr>
+          <w:rFonts w:ascii="Times New Roman" w:hAnsi="Times New Roman" w:cs="Times New Roman" w:eastAsia="Times New Roman"/>
+          <w:b w:val="0"/>
+          <w:i w:val="0"/>
+        </w:rPr>
+        <w:t xml:space="preserve"> NMOS yerine PMOS, PMOS yerine NMOS kaynağa bağlanır: kaynak-kapı polaritesi tersine döner, çıkış hiçbir girişte mantıklı değildir ve gövde diyotları iletebilir. Bu yüzden bacak sırası (D-G-S ve S-G-D) kritik.</w:t>
+      </w:r>
+    </w:p>
+    <w:p>
+      <w:r>
+        <w:rPr>
+          <w:rFonts w:ascii="Times New Roman" w:hAnsi="Times New Roman" w:cs="Times New Roman" w:eastAsia="Times New Roman"/>
+          <w:b/>
+          <w:i w:val="0"/>
+        </w:rPr>
+        <w:t>S:</w:t>
+      </w:r>
+      <w:r>
+        <w:rPr>
+          <w:rFonts w:ascii="Times New Roman" w:hAnsi="Times New Roman" w:cs="Times New Roman" w:eastAsia="Times New Roman"/>
+          <w:b w:val="0"/>
+          <w:i w:val="0"/>
+        </w:rPr>
+        <w:t xml:space="preserve"> Giriş sinyalini 0–6 V yerine 0–3 V verirsem?</w:t>
+      </w:r>
+    </w:p>
+    <w:p>
+      <w:r>
+        <w:rPr>
+          <w:rFonts w:ascii="Times New Roman" w:hAnsi="Times New Roman" w:cs="Times New Roman" w:eastAsia="Times New Roman"/>
+          <w:b/>
+          <w:i w:val="0"/>
+        </w:rPr>
+        <w:t>C:</w:t>
+      </w:r>
+      <w:r>
+        <w:rPr>
+          <w:rFonts w:ascii="Times New Roman" w:hAnsi="Times New Roman" w:cs="Times New Roman" w:eastAsia="Times New Roman"/>
+          <w:b w:val="0"/>
+          <w:i w:val="0"/>
+        </w:rPr>
+        <w:t xml:space="preserve"> Girişin tepesi 3 V, NMOS eşiği 2,1 V: çıkış 6 V ile ~0 V arasında yine geçer ama NMOS'un sürülmesi zayıf kalır (aşırı sürme 0,9 V); geçiş bölgesi yüksek frekansta yavaşlar.</w:t>
+      </w:r>
+    </w:p>
+    <w:p>
+      <w:r>
+        <w:rPr>
+          <w:rFonts w:ascii="Times New Roman" w:hAnsi="Times New Roman" w:cs="Times New Roman" w:eastAsia="Times New Roman"/>
+          <w:b/>
+          <w:i w:val="0"/>
+        </w:rPr>
+        <w:t>S:</w:t>
+      </w:r>
+      <w:r>
+        <w:rPr>
+          <w:rFonts w:ascii="Times New Roman" w:hAnsi="Times New Roman" w:cs="Times New Roman" w:eastAsia="Times New Roman"/>
+          <w:b w:val="0"/>
+          <w:i w:val="0"/>
+        </w:rPr>
+        <w:t xml:space="preserve"> Kutuplama devresinde BS170'in eşiği 3 V olan bir parça takarsam?</w:t>
+      </w:r>
+    </w:p>
+    <w:p>
+      <w:r>
+        <w:rPr>
+          <w:rFonts w:ascii="Times New Roman" w:hAnsi="Times New Roman" w:cs="Times New Roman" w:eastAsia="Times New Roman"/>
+          <w:b/>
+          <w:i w:val="0"/>
+        </w:rPr>
+        <w:t>C:</w:t>
+      </w:r>
+      <w:r>
+        <w:rPr>
+          <w:rFonts w:ascii="Times New Roman" w:hAnsi="Times New Roman" w:cs="Times New Roman" w:eastAsia="Times New Roman"/>
+          <w:b w:val="0"/>
+          <w:i w:val="0"/>
+        </w:rPr>
+        <w:t xml:space="preserve"> </w:t>
+      </w:r>
+      <m:oMath>
+        <m:sSub>
+          <m:e>
+            <m:r>
+              <m:t>V</m:t>
+            </m:r>
+          </m:e>
+          <m:sub>
+            <m:r>
+              <m:t>G</m:t>
+            </m:r>
+            <m:r>
+              <m:t>S</m:t>
+            </m:r>
+          </m:sub>
+        </m:sSub>
+        <m:r>
+          <m:rPr>
+            <m:sty m:val="p"/>
+          </m:rPr>
+          <m:t>=</m:t>
+        </m:r>
+        <m:r>
+          <m:t>3</m:t>
+        </m:r>
+      </m:oMath>
+      <w:r>
+        <w:rPr>
+          <w:rFonts w:ascii="Times New Roman" w:hAnsi="Times New Roman" w:cs="Times New Roman" w:eastAsia="Times New Roman"/>
+          <w:b w:val="0"/>
+          <w:i w:val="0"/>
+        </w:rPr>
+        <w:t xml:space="preserve"> V altında kapı gerilimi yetmez: tabloda </w:t>
+      </w:r>
+      <m:oMath>
+        <m:sSub>
+          <m:e>
+            <m:r>
+              <m:t>V</m:t>
+            </m:r>
+          </m:e>
+          <m:sub>
+            <m:r>
+              <m:t>1</m:t>
+            </m:r>
+          </m:sub>
+        </m:sSub>
+      </m:oMath>
+      <w:r>
+        <w:rPr>
+          <w:rFonts w:ascii="Times New Roman" w:hAnsi="Times New Roman" w:cs="Times New Roman" w:eastAsia="Times New Roman"/>
+          <w:b w:val="0"/>
+          <w:i w:val="0"/>
+        </w:rPr>
+        <w:t xml:space="preserve"> değerlerini yeniden ayarlamanız gerekir. Örneğin </w:t>
+      </w:r>
+      <m:oMath>
+        <m:sSub>
+          <m:e>
+            <m:r>
+              <m:t>V</m:t>
+            </m:r>
+          </m:e>
+          <m:sub>
+            <m:r>
+              <m:t>G</m:t>
+            </m:r>
+            <m:r>
+              <m:t>S</m:t>
+            </m:r>
+          </m:sub>
+        </m:sSub>
+        <m:r>
+          <m:rPr>
+            <m:sty m:val="p"/>
+          </m:rPr>
+          <m:t>=</m:t>
+        </m:r>
+        <m:r>
+          <m:t>3</m:t>
+        </m:r>
+      </m:oMath>
+      <w:r>
+        <w:rPr>
+          <w:rFonts w:ascii="Times New Roman" w:hAnsi="Times New Roman" w:cs="Times New Roman" w:eastAsia="Times New Roman"/>
+          <w:b w:val="0"/>
+          <w:i w:val="0"/>
+        </w:rPr>
+        <w:t xml:space="preserve"> V sütununda akım 36.0 mA olmaz, 0 olur. Veri sayfası aralığı (0,8–3,0 V) bunu açıkça söyler.</w:t>
+      </w:r>
+    </w:p>
+    <w:p>
+      <w:r>
+        <w:rPr>
+          <w:rFonts w:ascii="Times New Roman" w:hAnsi="Times New Roman" w:cs="Times New Roman" w:eastAsia="Times New Roman"/>
+          <w:b/>
+          <w:i w:val="0"/>
+        </w:rPr>
+        <w:t>S:</w:t>
+      </w:r>
+      <w:r>
+        <w:rPr>
+          <w:rFonts w:ascii="Times New Roman" w:hAnsi="Times New Roman" w:cs="Times New Roman" w:eastAsia="Times New Roman"/>
+          <w:b w:val="0"/>
+          <w:i w:val="0"/>
+        </w:rPr>
+        <w:t xml:space="preserve"> Neden akım tepesi tam </w:t>
+      </w:r>
+      <m:oMath>
+        <m:sSub>
+          <m:e>
+            <m:r>
+              <m:t>V</m:t>
+            </m:r>
+          </m:e>
+          <m:sub>
+            <m:r>
+              <m:t>M</m:t>
+            </m:r>
+          </m:sub>
+        </m:sSub>
+      </m:oMath>
+      <w:r>
+        <w:rPr>
+          <w:rFonts w:ascii="Times New Roman" w:hAnsi="Times New Roman" w:cs="Times New Roman" w:eastAsia="Times New Roman"/>
+          <w:b w:val="0"/>
+          <w:i w:val="0"/>
+        </w:rPr>
+        <w:t>'de değil?</w:t>
+      </w:r>
+    </w:p>
+    <w:p>
+      <w:r>
+        <w:rPr>
+          <w:rFonts w:ascii="Times New Roman" w:hAnsi="Times New Roman" w:cs="Times New Roman" w:eastAsia="Times New Roman"/>
+          <w:b/>
+          <w:i w:val="0"/>
+        </w:rPr>
+        <w:t>C:</w:t>
+      </w:r>
+      <w:r>
+        <w:rPr>
+          <w:rFonts w:ascii="Times New Roman" w:hAnsi="Times New Roman" w:cs="Times New Roman" w:eastAsia="Times New Roman"/>
+          <w:b w:val="0"/>
+          <w:i w:val="0"/>
+        </w:rPr>
+        <w:t xml:space="preserve"> Tepe, iki transistörün de doymada olduğu ve PMOS'un sınırladığı noktadadır; rapordaki tabloda tepe 2,2 V civarında (SPICE) görünür, </w:t>
+      </w:r>
+      <m:oMath>
+        <m:sSub>
+          <m:e>
+            <m:r>
+              <m:t>V</m:t>
+            </m:r>
+          </m:e>
+          <m:sub>
+            <m:r>
+              <m:t>M</m:t>
+            </m:r>
+          </m:sub>
+        </m:sSub>
+      </m:oMath>
+      <w:r>
+        <w:rPr>
+          <w:rFonts w:ascii="Times New Roman" w:hAnsi="Times New Roman" w:cs="Times New Roman" w:eastAsia="Times New Roman"/>
+          <w:b w:val="0"/>
+          <w:i w:val="0"/>
+        </w:rPr>
+        <w:t xml:space="preserve"> ise çıkışın girişe eşit olduğu noktadır. İkisi farklı sorulardır.</w:t>
+      </w:r>
+    </w:p>
+    <w:p>
+      <w:r>
+        <w:rPr>
+          <w:rFonts w:ascii="Times New Roman" w:hAnsi="Times New Roman" w:cs="Times New Roman" w:eastAsia="Times New Roman"/>
+          <w:b/>
+          <w:i w:val="0"/>
+        </w:rPr>
+        <w:t>S:</w:t>
+      </w:r>
+      <w:r>
+        <w:rPr>
+          <w:rFonts w:ascii="Times New Roman" w:hAnsi="Times New Roman" w:cs="Times New Roman" w:eastAsia="Times New Roman"/>
+          <w:b w:val="0"/>
+          <w:i w:val="0"/>
+        </w:rPr>
+        <w:t xml:space="preserve"> LTspice'ta bu modeller sorunsuz mu çalıştı?</w:t>
+      </w:r>
+    </w:p>
+    <w:p>
+      <w:r>
+        <w:rPr>
+          <w:rFonts w:ascii="Times New Roman" w:hAnsi="Times New Roman" w:cs="Times New Roman" w:eastAsia="Times New Roman"/>
+          <w:b/>
+          <w:i w:val="0"/>
+        </w:rPr>
+        <w:t>C:</w:t>
+      </w:r>
+      <w:r>
+        <w:rPr>
+          <w:rFonts w:ascii="Times New Roman" w:hAnsi="Times New Roman" w:cs="Times New Roman" w:eastAsia="Times New Roman"/>
+          <w:b w:val="0"/>
+          <w:i w:val="0"/>
+        </w:rPr>
+        <w:t xml:space="preserve"> Evet: föydeki iki </w:t>
+      </w:r>
+      <w:r>
+        <w:rPr>
+          <w:rFonts w:ascii="Courier New" w:hAnsi="Courier New" w:cs="Courier New" w:eastAsia="Courier New"/>
+          <w:b w:val="0"/>
+          <w:i w:val="0"/>
+          <w:sz w:val="22"/>
+        </w:rPr>
+        <w:t>.model</w:t>
+      </w:r>
+      <w:r>
+        <w:rPr>
+          <w:rFonts w:ascii="Times New Roman" w:hAnsi="Times New Roman" w:cs="Times New Roman" w:eastAsia="Times New Roman"/>
+          <w:b w:val="0"/>
+          <w:i w:val="0"/>
+        </w:rPr>
+        <w:t xml:space="preserve"> satırı LTspice'ta olduğu gibi (RG, RB, Rds, Tt dâhil) hatasız koştu; ngspice'ta bu parametreler desteklenmediği için çıkarıldı ve DC sonuç farkı 0,02% mertebesinde kaldı.</w:t>
+      </w:r>
+    </w:p>
     <w:sectPr>
       <w:footerReference w:type="default" r:id="rId9"/>
       <w:pgSz w:w="11906" w:h="16838"/>
